--- a/Documentazione/Legal/Sub-responsabili_e_Trasferimenti.docx
+++ b/Documentazione/Legal/Sub-responsabili_e_Trasferimenti.docx
@@ -1,5 +1,2167 @@
 
-<file path=word/document.xml><?xml version="1.0" encoding="UTF-8" standalone="yes"?><w:document mc:Ignorable="w14 w15 wp14" xmlns:wpc="http://schemas.microsoft.com/office/word/2010/wordprocessingCanvas" xmlns:mc="http://schemas.openxmlformats.org/markup-compatibility/2006" xmlns:o="urn:schemas-microsoft-com:office:office" xmlns:r="http://schemas.openxmlformats.org/officeDocument/2006/relationships" xmlns:m="http://schemas.openxmlformats.org/officeDocument/2006/math" xmlns:v="urn:schemas-microsoft-com:vml" xmlns:wp14="http://schemas.microsoft.com/office/word/2010/wordprocessingDrawing" xmlns:wp="http://schemas.openxmlformats.org/drawingml/2006/wordprocessingDrawing" xmlns:w10="urn:schemas-microsoft-com:office:word" xmlns:w="http://schemas.openxmlformats.org/wordprocessingml/2006/main" xmlns:w14="http://schemas.microsoft.com/office/word/2010/wordml" xmlns:w15="http://schemas.microsoft.com/office/word/2012/wordml" xmlns:wpg="http://schemas.microsoft.com/office/word/2010/wordprocessingGroup" xmlns:wpi="http://schemas.microsoft.com/office/word/2010/wordprocessingInk" xmlns:wne="http://schemas.microsoft.com/office/word/2006/wordml" xmlns:wps="http://schemas.microsoft.com/office/word/2010/wordprocessingShape" xmlns:cx="http://schemas.microsoft.com/office/drawing/2014/chartex" xmlns:cx1="http://schemas.microsoft.com/office/drawing/2015/9/8/chartex" xmlns:cx2="http://schemas.microsoft.com/office/drawing/2015/10/21/chartex" xmlns:cx3="http://schemas.microsoft.com/office/drawing/2016/5/9/chartex" xmlns:cx4="http://schemas.microsoft.com/office/drawing/2016/5/10/chartex" xmlns:cx5="http://schemas.microsoft.com/office/drawing/2016/5/11/chartex" xmlns:cx6="http://schemas.microsoft.com/office/drawing/2016/5/12/chartex" xmlns:cx7="http://schemas.microsoft.com/office/drawing/2016/5/13/chartex" xmlns:cx8="http://schemas.microsoft.com/office/drawing/2016/5/14/chartex" xmlns:aink="http://schemas.microsoft.com/office/drawing/2016/ink" xmlns:am3d="http://schemas.microsoft.com/office/drawing/2017/model3d" xmlns:w16cex="http://schemas.microsoft.com/office/word/2018/wordml/cex" xmlns:w16cid="http://schemas.microsoft.com/office/word/2016/wordml/cid" xmlns:w16="http://schemas.microsoft.com/office/word/2018/wordml" xmlns:w16sdtdh="http://schemas.microsoft.com/office/word/2020/wordml/sdtdatahash" xmlns:w16se="http://schemas.microsoft.com/office/word/2015/wordml/symex"><w:body><w:p><w:pPr><w:spacing w:after="120" w:before="1800"/></w:pPr><w:r><w:rPr><w:rFonts w:ascii="Calibri" w:cs="Calibri" w:eastAsia="Calibri" w:hAnsi="Calibri"/><w:b/><w:bCs/><w:color w:val="312E81"/><w:sz w:val="44"/><w:szCs w:val="44"/></w:rPr><w:t xml:space="preserve">PROJEXA</w:t></w:r></w:p><w:p><w:pPr><w:spacing w:after="160"/></w:pPr><w:r><w:rPr><w:rFonts w:ascii="Calibri" w:cs="Calibri" w:eastAsia="Calibri" w:hAnsi="Calibri"/><w:b/><w:bCs/><w:sz w:val="36"/><w:szCs w:val="36"/></w:rPr><w:t xml:space="preserve">Sub-responsabili e trasferimenti extra-UE</w:t></w:r></w:p><w:p><w:pPr><w:pBdr><w:bottom w:val="single" w:color="312E81" w:sz="12" w:space="8"/></w:pBdr><w:spacing w:after="600"/></w:pPr><w:r><w:rPr><w:rFonts w:ascii="Calibri" w:cs="Calibri" w:eastAsia="Calibri" w:hAnsi="Calibri"/><w:color w:val="6B7280"/><w:sz w:val="24"/><w:szCs w:val="24"/></w:rPr><w:t xml:space="preserve">Elenco dei fornitori che trattano dati per conto di Projexa (artt. 28 e 44-49 GDPR)</w:t></w:r></w:p><w:p><w:pPr><w:spacing w:after="80"/></w:pPr><w:r><w:rPr><w:rFonts w:ascii="Calibri" w:cs="Calibri" w:eastAsia="Calibri" w:hAnsi="Calibri"/><w:color w:val="6B7280"/><w:sz w:val="21"/><w:szCs w:val="21"/></w:rPr><w:t xml:space="preserve">Versione del 22 ottobre 2026</w:t></w:r></w:p><w:p><w:r><w:br w:type="page"/></w:r></w:p><w:p><w:pPr><w:pBdr><w:left w:val="single" w:color="F59E0B" w:sz="18" w:space="6"/></w:pBdr><w:shd w:fill="FFFBEB" w:color="auto" w:val="clear"/><w:spacing w:after="160" w:before="120" w:line="264"/></w:pPr><w:r><w:rPr><w:rFonts w:ascii="Calibri" w:cs="Calibri" w:eastAsia="Calibri" w:hAnsi="Calibri"/><w:b/><w:bCs/><w:color w:val="92400E"/><w:sz w:val="21"/><w:szCs w:val="21"/></w:rPr><w:t xml:space="preserve">Avvertenza: </w:t></w:r><w:r><w:rPr><w:rFonts w:ascii="Calibri" w:cs="Calibri" w:eastAsia="Calibri" w:hAnsi="Calibri"/><w:color w:val="92400E"/><w:sz w:val="21"/><w:szCs w:val="21"/></w:rPr><w:t xml:space="preserve">documento predisposto come supporto operativo, non costituisce parere legale: la versione definitiva va validata dal DPO o da un consulente legale. I campi tra parentesi quadre vanno compilati con i dati reali del titolare. Aggiornato allo stato tecnico della piattaforma al 17 ottobre 2026 (vedi «Projexa – Architettura e sicurezza»).</w:t></w:r></w:p><w:p><w:pPr><w:pStyle w:val="Heading1"/><w:spacing w:after="160" w:before="360"/></w:pPr><w:r><w:rPr><w:rFonts w:ascii="Calibri" w:cs="Calibri" w:eastAsia="Calibri" w:hAnsi="Calibri"/><w:b/><w:bCs/><w:color w:val="312E81"/><w:sz w:val="30"/><w:szCs w:val="30"/></w:rPr><w:t xml:space="preserve">1. Elenco</w:t></w:r></w:p><w:tbl><w:tblPr><w:tblW w:type="dxa" w:w="9638"/><w:tblBorders><w:top w:val="single" w:color="auto" w:sz="4"/><w:left w:val="single" w:color="auto" w:sz="4"/><w:bottom w:val="single" w:color="auto" w:sz="4"/><w:right w:val="single" w:color="auto" w:sz="4"/><w:insideH w:val="single" w:color="auto" w:sz="4"/><w:insideV w:val="single" w:color="auto" w:sz="4"/></w:tblBorders></w:tblPr><w:tblGrid><w:gridCol w:w="1349"/><w:gridCol w:w="1928"/><w:gridCol w:w="1928"/><w:gridCol w:w="1253"/><w:gridCol w:w="1446"/><w:gridCol w:w="1734"/></w:tblGrid><w:tr><w:trPr><w:tblHeader/></w:trPr><w:tc><w:tcPr><w:tcW w:type="dxa" w:w="1349"/><w:shd w:fill="EEF2FF" w:color="auto" w:val="clear"/><w:tcMar><w:top w:type="dxa" w:w="60"/><w:left w:type="dxa" w:w="90"/><w:bottom w:type="dxa" w:w="60"/><w:right w:type="dxa" w:w="90"/></w:tcMar></w:tcPr><w:p><w:pPr><w:spacing w:after="40"/></w:pPr><w:r><w:rPr><w:rFonts w:ascii="Calibri" w:cs="Calibri" w:eastAsia="Calibri" w:hAnsi="Calibri"/><w:b/><w:bCs/><w:color w:val="312E81"/><w:sz w:val="19"/><w:szCs w:val="19"/></w:rPr><w:t xml:space="preserve">Fornitore</w:t></w:r></w:p></w:tc><w:tc><w:tcPr><w:tcW w:type="dxa" w:w="1928"/><w:shd w:fill="EEF2FF" w:color="auto" w:val="clear"/><w:tcMar><w:top w:type="dxa" w:w="60"/><w:left w:type="dxa" w:w="90"/><w:bottom w:type="dxa" w:w="60"/><w:right w:type="dxa" w:w="90"/></w:tcMar></w:tcPr><w:p><w:pPr><w:spacing w:after="40"/></w:pPr><w:r><w:rPr><w:rFonts w:ascii="Calibri" w:cs="Calibri" w:eastAsia="Calibri" w:hAnsi="Calibri"/><w:b/><w:bCs/><w:color w:val="312E81"/><w:sz w:val="19"/><w:szCs w:val="19"/></w:rPr><w:t xml:space="preserve">Servizio</w:t></w:r></w:p></w:tc><w:tc><w:tcPr><w:tcW w:type="dxa" w:w="1928"/><w:shd w:fill="EEF2FF" w:color="auto" w:val="clear"/><w:tcMar><w:top w:type="dxa" w:w="60"/><w:left w:type="dxa" w:w="90"/><w:bottom w:type="dxa" w:w="60"/><w:right w:type="dxa" w:w="90"/></w:tcMar></w:tcPr><w:p><w:pPr><w:spacing w:after="40"/></w:pPr><w:r><w:rPr><w:rFonts w:ascii="Calibri" w:cs="Calibri" w:eastAsia="Calibri" w:hAnsi="Calibri"/><w:b/><w:bCs/><w:color w:val="312E81"/><w:sz w:val="19"/><w:szCs w:val="19"/></w:rPr><w:t xml:space="preserve">Dati</w:t></w:r></w:p></w:tc><w:tc><w:tcPr><w:tcW w:type="dxa" w:w="1253"/><w:shd w:fill="EEF2FF" w:color="auto" w:val="clear"/><w:tcMar><w:top w:type="dxa" w:w="60"/><w:left w:type="dxa" w:w="90"/><w:bottom w:type="dxa" w:w="60"/><w:right w:type="dxa" w:w="90"/></w:tcMar></w:tcPr><w:p><w:pPr><w:spacing w:after="40"/></w:pPr><w:r><w:rPr><w:rFonts w:ascii="Calibri" w:cs="Calibri" w:eastAsia="Calibri" w:hAnsi="Calibri"/><w:b/><w:bCs/><w:color w:val="312E81"/><w:sz w:val="19"/><w:szCs w:val="19"/></w:rPr><w:t xml:space="preserve">Sede del trattamento</w:t></w:r></w:p></w:tc><w:tc><w:tcPr><w:tcW w:type="dxa" w:w="1446"/><w:shd w:fill="EEF2FF" w:color="auto" w:val="clear"/><w:tcMar><w:top w:type="dxa" w:w="60"/><w:left w:type="dxa" w:w="90"/><w:bottom w:type="dxa" w:w="60"/><w:right w:type="dxa" w:w="90"/></w:tcMar></w:tcPr><w:p><w:pPr><w:spacing w:after="40"/></w:pPr><w:r><w:rPr><w:rFonts w:ascii="Calibri" w:cs="Calibri" w:eastAsia="Calibri" w:hAnsi="Calibri"/><w:b/><w:bCs/><w:color w:val="312E81"/><w:sz w:val="19"/><w:szCs w:val="19"/></w:rPr><w:t xml:space="preserve">Garanzia per il trasferimento</w:t></w:r></w:p></w:tc><w:tc><w:tcPr><w:tcW w:type="dxa" w:w="1734"/><w:shd w:fill="EEF2FF" w:color="auto" w:val="clear"/><w:tcMar><w:top w:type="dxa" w:w="60"/><w:left w:type="dxa" w:w="90"/><w:bottom w:type="dxa" w:w="60"/><w:right w:type="dxa" w:w="90"/></w:tcMar></w:tcPr><w:p><w:pPr><w:spacing w:after="40"/></w:pPr><w:r><w:rPr><w:rFonts w:ascii="Calibri" w:cs="Calibri" w:eastAsia="Calibri" w:hAnsi="Calibri"/><w:b/><w:bCs/><w:color w:val="312E81"/><w:sz w:val="19"/><w:szCs w:val="19"/></w:rPr><w:t xml:space="preserve">Accordo (DPA)</w:t></w:r></w:p></w:tc></w:tr><w:tr><w:tc><w:tcPr><w:tcW w:type="dxa" w:w="1349"/><w:tcMar><w:top w:type="dxa" w:w="60"/><w:left w:type="dxa" w:w="90"/><w:bottom w:type="dxa" w:w="60"/><w:right w:type="dxa" w:w="90"/></w:tcMar></w:tcPr><w:p><w:pPr><w:spacing w:after="40"/></w:pPr><w:r><w:rPr><w:rFonts w:ascii="Calibri" w:cs="Calibri" w:eastAsia="Calibri" w:hAnsi="Calibri"/><w:b w:val="false"/><w:bCs w:val="false"/><w:sz w:val="19"/><w:szCs w:val="19"/></w:rPr><w:t xml:space="preserve">Oracle (Oracle Cloud Infrastructure)</w:t></w:r></w:p></w:tc><w:tc><w:tcPr><w:tcW w:type="dxa" w:w="1928"/><w:tcMar><w:top w:type="dxa" w:w="60"/><w:left w:type="dxa" w:w="90"/><w:bottom w:type="dxa" w:w="60"/><w:right w:type="dxa" w:w="90"/></w:tcMar></w:tcPr><w:p><w:pPr><w:spacing w:after="40"/></w:pPr><w:r><w:rPr><w:rFonts w:ascii="Calibri" w:cs="Calibri" w:eastAsia="Calibri" w:hAnsi="Calibri"/><w:b w:val="false"/><w:bCs w:val="false"/><w:sz w:val="19"/><w:szCs w:val="19"/></w:rPr><w:t xml:space="preserve">Server applicativo, database, backup, trascrizione e AI locali</w:t></w:r></w:p></w:tc><w:tc><w:tcPr><w:tcW w:type="dxa" w:w="1928"/><w:tcMar><w:top w:type="dxa" w:w="60"/><w:left w:type="dxa" w:w="90"/><w:bottom w:type="dxa" w:w="60"/><w:right w:type="dxa" w:w="90"/></w:tcMar></w:tcPr><w:p><w:pPr><w:spacing w:after="40"/></w:pPr><w:r><w:rPr><w:rFonts w:ascii="Calibri" w:cs="Calibri" w:eastAsia="Calibri" w:hAnsi="Calibri"/><w:b w:val="false"/><w:bCs w:val="false"/><w:sz w:val="19"/><w:szCs w:val="19"/></w:rPr><w:t xml:space="preserve">Tutti i dati della piattaforma</w:t></w:r></w:p></w:tc><w:tc><w:tcPr><w:tcW w:type="dxa" w:w="1253"/><w:tcMar><w:top w:type="dxa" w:w="60"/><w:left w:type="dxa" w:w="90"/><w:bottom w:type="dxa" w:w="60"/><w:right w:type="dxa" w:w="90"/></w:tcMar></w:tcPr><w:p><w:pPr><w:spacing w:after="40"/></w:pPr><w:r><w:rPr><w:rFonts w:ascii="Calibri" w:cs="Calibri" w:eastAsia="Calibri" w:hAnsi="Calibri"/><w:b w:val="false"/><w:bCs w:val="false"/><w:sz w:val="19"/><w:szCs w:val="19"/></w:rPr><w:t xml:space="preserve">Italia (regione Milano)</w:t></w:r></w:p></w:tc><w:tc><w:tcPr><w:tcW w:type="dxa" w:w="1446"/><w:tcMar><w:top w:type="dxa" w:w="60"/><w:left w:type="dxa" w:w="90"/><w:bottom w:type="dxa" w:w="60"/><w:right w:type="dxa" w:w="90"/></w:tcMar></w:tcPr><w:p><w:pPr><w:spacing w:after="40"/></w:pPr><w:r><w:rPr><w:rFonts w:ascii="Calibri" w:cs="Calibri" w:eastAsia="Calibri" w:hAnsi="Calibri"/><w:b w:val="false"/><w:bCs w:val="false"/><w:sz w:val="19"/><w:szCs w:val="19"/></w:rPr><w:t xml:space="preserve">Nessun trasferimento</w:t></w:r></w:p></w:tc><w:tc><w:tcPr><w:tcW w:type="dxa" w:w="1734"/><w:tcMar><w:top w:type="dxa" w:w="60"/><w:left w:type="dxa" w:w="90"/><w:bottom w:type="dxa" w:w="60"/><w:right w:type="dxa" w:w="90"/></w:tcMar></w:tcPr><w:p><w:pPr><w:spacing w:after="40"/></w:pPr><w:r><w:rPr><w:rFonts w:ascii="Calibri" w:cs="Calibri" w:eastAsia="Calibri" w:hAnsi="Calibri"/><w:b w:val="false"/><w:bCs w:val="false"/><w:sz w:val="19"/><w:szCs w:val="19"/></w:rPr><w:t xml:space="preserve">DPA Oracle (Data Processing Agreement OCI) — [da accettare/archiviare]</w:t></w:r></w:p></w:tc></w:tr><w:tr><w:tc><w:tcPr><w:tcW w:type="dxa" w:w="1349"/><w:tcMar><w:top w:type="dxa" w:w="60"/><w:left w:type="dxa" w:w="90"/><w:bottom w:type="dxa" w:w="60"/><w:right w:type="dxa" w:w="90"/></w:tcMar></w:tcPr><w:p><w:pPr><w:spacing w:after="40"/></w:pPr><w:r><w:rPr><w:rFonts w:ascii="Calibri" w:cs="Calibri" w:eastAsia="Calibri" w:hAnsi="Calibri"/><w:b w:val="false"/><w:bCs w:val="false"/><w:sz w:val="19"/><w:szCs w:val="19"/></w:rPr><w:t xml:space="preserve">Oracle (Autonomous Database)</w:t></w:r></w:p></w:tc><w:tc><w:tcPr><w:tcW w:type="dxa" w:w="1928"/><w:tcMar><w:top w:type="dxa" w:w="60"/><w:left w:type="dxa" w:w="90"/><w:bottom w:type="dxa" w:w="60"/><w:right w:type="dxa" w:w="90"/></w:tcMar></w:tcPr><w:p><w:pPr><w:spacing w:after="40"/></w:pPr><w:r><w:rPr><w:rFonts w:ascii="Calibri" w:cs="Calibri" w:eastAsia="Calibri" w:hAnsi="Calibri"/><w:b w:val="false"/><w:bCs w:val="false"/><w:sz w:val="19"/><w:szCs w:val="19"/></w:rPr><w:t xml:space="preserve">Log di audit (accessi, variazioni, email)</w:t></w:r></w:p></w:tc><w:tc><w:tcPr><w:tcW w:type="dxa" w:w="1928"/><w:tcMar><w:top w:type="dxa" w:w="60"/><w:left w:type="dxa" w:w="90"/><w:bottom w:type="dxa" w:w="60"/><w:right w:type="dxa" w:w="90"/></w:tcMar></w:tcPr><w:p><w:pPr><w:spacing w:after="40"/></w:pPr><w:r><w:rPr><w:rFonts w:ascii="Calibri" w:cs="Calibri" w:eastAsia="Calibri" w:hAnsi="Calibri"/><w:b w:val="false"/><w:bCs w:val="false"/><w:sz w:val="19"/><w:szCs w:val="19"/></w:rPr><w:t xml:space="preserve">Log con identificativi, IP, valori prima/dopo (password e token mascherati)</w:t></w:r></w:p></w:tc><w:tc><w:tcPr><w:tcW w:type="dxa" w:w="1253"/><w:tcMar><w:top w:type="dxa" w:w="60"/><w:left w:type="dxa" w:w="90"/><w:bottom w:type="dxa" w:w="60"/><w:right w:type="dxa" w:w="90"/></w:tcMar></w:tcPr><w:p><w:pPr><w:spacing w:after="40"/></w:pPr><w:r><w:rPr><w:rFonts w:ascii="Calibri" w:cs="Calibri" w:eastAsia="Calibri" w:hAnsi="Calibri"/><w:b w:val="false"/><w:bCs w:val="false"/><w:sz w:val="19"/><w:szCs w:val="19"/></w:rPr><w:t xml:space="preserve">[Regione del database di audit]</w:t></w:r></w:p></w:tc><w:tc><w:tcPr><w:tcW w:type="dxa" w:w="1446"/><w:tcMar><w:top w:type="dxa" w:w="60"/><w:left w:type="dxa" w:w="90"/><w:bottom w:type="dxa" w:w="60"/><w:right w:type="dxa" w:w="90"/></w:tcMar></w:tcPr><w:p><w:pPr><w:spacing w:after="40"/></w:pPr><w:r><w:rPr><w:rFonts w:ascii="Calibri" w:cs="Calibri" w:eastAsia="Calibri" w:hAnsi="Calibri"/><w:b w:val="false"/><w:bCs w:val="false"/><w:sz w:val="19"/><w:szCs w:val="19"/></w:rPr><w:t xml:space="preserve">Nessuno se in UE</w:t></w:r></w:p></w:tc><w:tc><w:tcPr><w:tcW w:type="dxa" w:w="1734"/><w:tcMar><w:top w:type="dxa" w:w="60"/><w:left w:type="dxa" w:w="90"/><w:bottom w:type="dxa" w:w="60"/><w:right w:type="dxa" w:w="90"/></w:tcMar></w:tcPr><w:p><w:pPr><w:spacing w:after="40"/></w:pPr><w:r><w:rPr><w:rFonts w:ascii="Calibri" w:cs="Calibri" w:eastAsia="Calibri" w:hAnsi="Calibri"/><w:b w:val="false"/><w:bCs w:val="false"/><w:sz w:val="19"/><w:szCs w:val="19"/></w:rPr><w:t xml:space="preserve">Stesso DPA Oracle</w:t></w:r></w:p></w:tc></w:tr><w:tr><w:tc><w:tcPr><w:tcW w:type="dxa" w:w="1349"/><w:tcMar><w:top w:type="dxa" w:w="60"/><w:left w:type="dxa" w:w="90"/><w:bottom w:type="dxa" w:w="60"/><w:right w:type="dxa" w:w="90"/></w:tcMar></w:tcPr><w:p><w:pPr><w:spacing w:after="40"/></w:pPr><w:r><w:rPr><w:rFonts w:ascii="Calibri" w:cs="Calibri" w:eastAsia="Calibri" w:hAnsi="Calibri"/><w:b w:val="false"/><w:bCs w:val="false"/><w:sz w:val="19"/><w:szCs w:val="19"/></w:rPr><w:t xml:space="preserve">Neon</w:t></w:r></w:p></w:tc><w:tc><w:tcPr><w:tcW w:type="dxa" w:w="1928"/><w:tcMar><w:top w:type="dxa" w:w="60"/><w:left w:type="dxa" w:w="90"/><w:bottom w:type="dxa" w:w="60"/><w:right w:type="dxa" w:w="90"/></w:tcMar></w:tcPr><w:p><w:pPr><w:spacing w:after="40"/></w:pPr><w:r><w:rPr><w:rFonts w:ascii="Calibri" w:cs="Calibri" w:eastAsia="Calibri" w:hAnsi="Calibri"/><w:b w:val="false"/><w:bCs w:val="false"/><w:sz w:val="19"/><w:szCs w:val="19"/></w:rPr><w:t xml:space="preserve">Ambiente di prova (staging)</w:t></w:r></w:p></w:tc><w:tc><w:tcPr><w:tcW w:type="dxa" w:w="1928"/><w:tcMar><w:top w:type="dxa" w:w="60"/><w:left w:type="dxa" w:w="90"/><w:bottom w:type="dxa" w:w="60"/><w:right w:type="dxa" w:w="90"/></w:tcMar></w:tcPr><w:p><w:pPr><w:spacing w:after="40"/></w:pPr><w:r><w:rPr><w:rFonts w:ascii="Calibri" w:cs="Calibri" w:eastAsia="Calibri" w:hAnsi="Calibri"/><w:b w:val="false"/><w:bCs w:val="false"/><w:sz w:val="19"/><w:szCs w:val="19"/></w:rPr><w:t xml:space="preserve">Solo copia ANONIMIZZATA: nessun dato personale né token</w:t></w:r></w:p></w:tc><w:tc><w:tcPr><w:tcW w:type="dxa" w:w="1253"/><w:tcMar><w:top w:type="dxa" w:w="60"/><w:left w:type="dxa" w:w="90"/><w:bottom w:type="dxa" w:w="60"/><w:right w:type="dxa" w:w="90"/></w:tcMar></w:tcPr><w:p><w:pPr><w:spacing w:after="40"/></w:pPr><w:r><w:rPr><w:rFonts w:ascii="Calibri" w:cs="Calibri" w:eastAsia="Calibri" w:hAnsi="Calibri"/><w:b w:val="false"/><w:bCs w:val="false"/><w:sz w:val="19"/><w:szCs w:val="19"/></w:rPr><w:t xml:space="preserve">UE (Francoforte, eu-central-1)</w:t></w:r></w:p></w:tc><w:tc><w:tcPr><w:tcW w:type="dxa" w:w="1446"/><w:tcMar><w:top w:type="dxa" w:w="60"/><w:left w:type="dxa" w:w="90"/><w:bottom w:type="dxa" w:w="60"/><w:right w:type="dxa" w:w="90"/></w:tcMar></w:tcPr><w:p><w:pPr><w:spacing w:after="40"/></w:pPr><w:r><w:rPr><w:rFonts w:ascii="Calibri" w:cs="Calibri" w:eastAsia="Calibri" w:hAnsi="Calibri"/><w:b w:val="false"/><w:bCs w:val="false"/><w:sz w:val="19"/><w:szCs w:val="19"/></w:rPr><w:t xml:space="preserve">Nessun trasferimento; dati anonimi</w:t></w:r></w:p></w:tc><w:tc><w:tcPr><w:tcW w:type="dxa" w:w="1734"/><w:tcMar><w:top w:type="dxa" w:w="60"/><w:left w:type="dxa" w:w="90"/><w:bottom w:type="dxa" w:w="60"/><w:right w:type="dxa" w:w="90"/></w:tcMar></w:tcPr><w:p><w:pPr><w:spacing w:after="40"/></w:pPr><w:r><w:rPr><w:rFonts w:ascii="Calibri" w:cs="Calibri" w:eastAsia="Calibri" w:hAnsi="Calibri"/><w:b w:val="false"/><w:bCs w:val="false"/><w:sz w:val="19"/><w:szCs w:val="19"/></w:rPr><w:t xml:space="preserve">DPA Neon — [da accettare/archiviare]</w:t></w:r></w:p></w:tc></w:tr><w:tr><w:tc><w:tcPr><w:tcW w:type="dxa" w:w="1349"/><w:tcMar><w:top w:type="dxa" w:w="60"/><w:left w:type="dxa" w:w="90"/><w:bottom w:type="dxa" w:w="60"/><w:right w:type="dxa" w:w="90"/></w:tcMar></w:tcPr><w:p><w:pPr><w:spacing w:after="40"/></w:pPr><w:r><w:rPr><w:rFonts w:ascii="Calibri" w:cs="Calibri" w:eastAsia="Calibri" w:hAnsi="Calibri"/><w:b w:val="false"/><w:bCs w:val="false"/><w:sz w:val="19"/><w:szCs w:val="19"/></w:rPr><w:t xml:space="preserve">OVH</w:t></w:r></w:p></w:tc><w:tc><w:tcPr><w:tcW w:type="dxa" w:w="1928"/><w:tcMar><w:top w:type="dxa" w:w="60"/><w:left w:type="dxa" w:w="90"/><w:bottom w:type="dxa" w:w="60"/><w:right w:type="dxa" w:w="90"/></w:tcMar></w:tcPr><w:p><w:pPr><w:spacing w:after="40"/></w:pPr><w:r><w:rPr><w:rFonts w:ascii="Calibri" w:cs="Calibri" w:eastAsia="Calibri" w:hAnsi="Calibri"/><w:b w:val="false"/><w:bCs w:val="false"/><w:sz w:val="19"/><w:szCs w:val="19"/></w:rPr><w:t xml:space="preserve">Registrazione del dominio projexa.it</w:t></w:r></w:p></w:tc><w:tc><w:tcPr><w:tcW w:type="dxa" w:w="1928"/><w:tcMar><w:top w:type="dxa" w:w="60"/><w:left w:type="dxa" w:w="90"/><w:bottom w:type="dxa" w:w="60"/><w:right w:type="dxa" w:w="90"/></w:tcMar></w:tcPr><w:p><w:pPr><w:spacing w:after="40"/></w:pPr><w:r><w:rPr><w:rFonts w:ascii="Calibri" w:cs="Calibri" w:eastAsia="Calibri" w:hAnsi="Calibri"/><w:b w:val="false"/><w:bCs w:val="false"/><w:sz w:val="19"/><w:szCs w:val="19"/></w:rPr><w:t xml:space="preserve">Dati del titolare del dominio</w:t></w:r></w:p></w:tc><w:tc><w:tcPr><w:tcW w:type="dxa" w:w="1253"/><w:tcMar><w:top w:type="dxa" w:w="60"/><w:left w:type="dxa" w:w="90"/><w:bottom w:type="dxa" w:w="60"/><w:right w:type="dxa" w:w="90"/></w:tcMar></w:tcPr><w:p><w:pPr><w:spacing w:after="40"/></w:pPr><w:r><w:rPr><w:rFonts w:ascii="Calibri" w:cs="Calibri" w:eastAsia="Calibri" w:hAnsi="Calibri"/><w:b w:val="false"/><w:bCs w:val="false"/><w:sz w:val="19"/><w:szCs w:val="19"/></w:rPr><w:t xml:space="preserve">Francia (UE)</w:t></w:r></w:p></w:tc><w:tc><w:tcPr><w:tcW w:type="dxa" w:w="1446"/><w:tcMar><w:top w:type="dxa" w:w="60"/><w:left w:type="dxa" w:w="90"/><w:bottom w:type="dxa" w:w="60"/><w:right w:type="dxa" w:w="90"/></w:tcMar></w:tcPr><w:p><w:pPr><w:spacing w:after="40"/></w:pPr><w:r><w:rPr><w:rFonts w:ascii="Calibri" w:cs="Calibri" w:eastAsia="Calibri" w:hAnsi="Calibri"/><w:b w:val="false"/><w:bCs w:val="false"/><w:sz w:val="19"/><w:szCs w:val="19"/></w:rPr><w:t xml:space="preserve">Nessun trasferimento</w:t></w:r></w:p></w:tc><w:tc><w:tcPr><w:tcW w:type="dxa" w:w="1734"/><w:tcMar><w:top w:type="dxa" w:w="60"/><w:left w:type="dxa" w:w="90"/><w:bottom w:type="dxa" w:w="60"/><w:right w:type="dxa" w:w="90"/></w:tcMar></w:tcPr><w:p><w:pPr><w:spacing w:after="40"/></w:pPr><w:r><w:rPr><w:rFonts w:ascii="Calibri" w:cs="Calibri" w:eastAsia="Calibri" w:hAnsi="Calibri"/><w:b w:val="false"/><w:bCs w:val="false"/><w:sz w:val="19"/><w:szCs w:val="19"/></w:rPr><w:t xml:space="preserve">Condizioni OVH</w:t></w:r></w:p></w:tc></w:tr><w:tr><w:tc><w:tcPr><w:tcW w:type="dxa" w:w="1349"/><w:tcMar><w:top w:type="dxa" w:w="60"/><w:left w:type="dxa" w:w="90"/><w:bottom w:type="dxa" w:w="60"/><w:right w:type="dxa" w:w="90"/></w:tcMar></w:tcPr><w:p><w:pPr><w:spacing w:after="40"/></w:pPr><w:r><w:rPr><w:rFonts w:ascii="Calibri" w:cs="Calibri" w:eastAsia="Calibri" w:hAnsi="Calibri"/><w:b w:val="false"/><w:bCs w:val="false"/><w:sz w:val="19"/><w:szCs w:val="19"/></w:rPr><w:t xml:space="preserve">Google</w:t></w:r></w:p></w:tc><w:tc><w:tcPr><w:tcW w:type="dxa" w:w="1928"/><w:tcMar><w:top w:type="dxa" w:w="60"/><w:left w:type="dxa" w:w="90"/><w:bottom w:type="dxa" w:w="60"/><w:right w:type="dxa" w:w="90"/></w:tcMar></w:tcPr><w:p><w:pPr><w:spacing w:after="40"/></w:pPr><w:r><w:rPr><w:rFonts w:ascii="Calibri" w:cs="Calibri" w:eastAsia="Calibri" w:hAnsi="Calibri"/><w:b w:val="false"/><w:bCs w:val="false"/><w:sz w:val="19"/><w:szCs w:val="19"/></w:rPr><w:t xml:space="preserve">Accesso con Google, calendario, invio email di servizio (Gmail), AI Gemini e chatbot (se usati)</w:t></w:r></w:p></w:tc><w:tc><w:tcPr><w:tcW w:type="dxa" w:w="1928"/><w:tcMar><w:top w:type="dxa" w:w="60"/><w:left w:type="dxa" w:w="90"/><w:bottom w:type="dxa" w:w="60"/><w:right w:type="dxa" w:w="90"/></w:tcMar></w:tcPr><w:p><w:pPr><w:spacing w:after="40"/></w:pPr><w:r><w:rPr><w:rFonts w:ascii="Calibri" w:cs="Calibri" w:eastAsia="Calibri" w:hAnsi="Calibri"/><w:b w:val="false"/><w:bCs w:val="false"/><w:sz w:val="19"/><w:szCs w:val="19"/></w:rPr><w:t xml:space="preserve">Email e nome dell&apos;utente, eventi, email di servizio; per Gemini il testo inviato (pseudonimizzato)</w:t></w:r></w:p></w:tc><w:tc><w:tcPr><w:tcW w:type="dxa" w:w="1253"/><w:tcMar><w:top w:type="dxa" w:w="60"/><w:left w:type="dxa" w:w="90"/><w:bottom w:type="dxa" w:w="60"/><w:right w:type="dxa" w:w="90"/></w:tcMar></w:tcPr><w:p><w:pPr><w:spacing w:after="40"/></w:pPr><w:r><w:rPr><w:rFonts w:ascii="Calibri" w:cs="Calibri" w:eastAsia="Calibri" w:hAnsi="Calibri"/><w:b w:val="false"/><w:bCs w:val="false"/><w:sz w:val="19"/><w:szCs w:val="19"/></w:rPr><w:t xml:space="preserve">UE/USA</w:t></w:r></w:p></w:tc><w:tc><w:tcPr><w:tcW w:type="dxa" w:w="1446"/><w:tcMar><w:top w:type="dxa" w:w="60"/><w:left w:type="dxa" w:w="90"/><w:bottom w:type="dxa" w:w="60"/><w:right w:type="dxa" w:w="90"/></w:tcMar></w:tcPr><w:p><w:pPr><w:spacing w:after="40"/></w:pPr><w:r><w:rPr><w:rFonts w:ascii="Calibri" w:cs="Calibri" w:eastAsia="Calibri" w:hAnsi="Calibri"/><w:b w:val="false"/><w:bCs w:val="false"/><w:sz w:val="19"/><w:szCs w:val="19"/></w:rPr><w:t xml:space="preserve">Data Privacy Framework UE-USA e Clausole contrattuali standard</w:t></w:r></w:p></w:tc><w:tc><w:tcPr><w:tcW w:type="dxa" w:w="1734"/><w:tcMar><w:top w:type="dxa" w:w="60"/><w:left w:type="dxa" w:w="90"/><w:bottom w:type="dxa" w:w="60"/><w:right w:type="dxa" w:w="90"/></w:tcMar></w:tcPr><w:p><w:pPr><w:spacing w:after="40"/></w:pPr><w:r><w:rPr><w:rFonts w:ascii="Calibri" w:cs="Calibri" w:eastAsia="Calibri" w:hAnsi="Calibri"/><w:b w:val="false"/><w:bCs w:val="false"/><w:sz w:val="19"/><w:szCs w:val="19"/></w:rPr><w:t xml:space="preserve">Cloud Data Processing Addendum — [vedi nota Gmail e Gemini]</w:t></w:r></w:p></w:tc></w:tr><w:tr><w:tc><w:tcPr><w:tcW w:type="dxa" w:w="1349"/><w:tcMar><w:top w:type="dxa" w:w="60"/><w:left w:type="dxa" w:w="90"/><w:bottom w:type="dxa" w:w="60"/><w:right w:type="dxa" w:w="90"/></w:tcMar></w:tcPr><w:p><w:pPr><w:spacing w:after="40"/></w:pPr><w:r><w:rPr><w:rFonts w:ascii="Calibri" w:cs="Calibri" w:eastAsia="Calibri" w:hAnsi="Calibri"/><w:b w:val="false"/><w:bCs w:val="false"/><w:sz w:val="19"/><w:szCs w:val="19"/></w:rPr><w:t xml:space="preserve">Microsoft</w:t></w:r></w:p></w:tc><w:tc><w:tcPr><w:tcW w:type="dxa" w:w="1928"/><w:tcMar><w:top w:type="dxa" w:w="60"/><w:left w:type="dxa" w:w="90"/><w:bottom w:type="dxa" w:w="60"/><w:right w:type="dxa" w:w="90"/></w:tcMar></w:tcPr><w:p><w:pPr><w:spacing w:after="40"/></w:pPr><w:r><w:rPr><w:rFonts w:ascii="Calibri" w:cs="Calibri" w:eastAsia="Calibri" w:hAnsi="Calibri"/><w:b w:val="false"/><w:bCs w:val="false"/><w:sz w:val="19"/><w:szCs w:val="19"/></w:rPr><w:t xml:space="preserve">Accesso con Microsoft, calendario Outlook</w:t></w:r></w:p></w:tc><w:tc><w:tcPr><w:tcW w:type="dxa" w:w="1928"/><w:tcMar><w:top w:type="dxa" w:w="60"/><w:left w:type="dxa" w:w="90"/><w:bottom w:type="dxa" w:w="60"/><w:right w:type="dxa" w:w="90"/></w:tcMar></w:tcPr><w:p><w:pPr><w:spacing w:after="40"/></w:pPr><w:r><w:rPr><w:rFonts w:ascii="Calibri" w:cs="Calibri" w:eastAsia="Calibri" w:hAnsi="Calibri"/><w:b w:val="false"/><w:bCs w:val="false"/><w:sz w:val="19"/><w:szCs w:val="19"/></w:rPr><w:t xml:space="preserve">Email e nome dell&apos;utente, identificativo Microsoft, eventi</w:t></w:r></w:p></w:tc><w:tc><w:tcPr><w:tcW w:type="dxa" w:w="1253"/><w:tcMar><w:top w:type="dxa" w:w="60"/><w:left w:type="dxa" w:w="90"/><w:bottom w:type="dxa" w:w="60"/><w:right w:type="dxa" w:w="90"/></w:tcMar></w:tcPr><w:p><w:pPr><w:spacing w:after="40"/></w:pPr><w:r><w:rPr><w:rFonts w:ascii="Calibri" w:cs="Calibri" w:eastAsia="Calibri" w:hAnsi="Calibri"/><w:b w:val="false"/><w:bCs w:val="false"/><w:sz w:val="19"/><w:szCs w:val="19"/></w:rPr><w:t xml:space="preserve">UE/USA</w:t></w:r></w:p></w:tc><w:tc><w:tcPr><w:tcW w:type="dxa" w:w="1446"/><w:tcMar><w:top w:type="dxa" w:w="60"/><w:left w:type="dxa" w:w="90"/><w:bottom w:type="dxa" w:w="60"/><w:right w:type="dxa" w:w="90"/></w:tcMar></w:tcPr><w:p><w:pPr><w:spacing w:after="40"/></w:pPr><w:r><w:rPr><w:rFonts w:ascii="Calibri" w:cs="Calibri" w:eastAsia="Calibri" w:hAnsi="Calibri"/><w:b w:val="false"/><w:bCs w:val="false"/><w:sz w:val="19"/><w:szCs w:val="19"/></w:rPr><w:t xml:space="preserve">Data Privacy Framework e Clausole contrattuali standard</w:t></w:r></w:p></w:tc><w:tc><w:tcPr><w:tcW w:type="dxa" w:w="1734"/><w:tcMar><w:top w:type="dxa" w:w="60"/><w:left w:type="dxa" w:w="90"/><w:bottom w:type="dxa" w:w="60"/><w:right w:type="dxa" w:w="90"/></w:tcMar></w:tcPr><w:p><w:pPr><w:spacing w:after="40"/></w:pPr><w:r><w:rPr><w:rFonts w:ascii="Calibri" w:cs="Calibri" w:eastAsia="Calibri" w:hAnsi="Calibri"/><w:b w:val="false"/><w:bCs w:val="false"/><w:sz w:val="19"/><w:szCs w:val="19"/></w:rPr><w:t xml:space="preserve">Microsoft Products and Services DPA</w:t></w:r></w:p></w:tc></w:tr><w:tr><w:tc><w:tcPr><w:tcW w:type="dxa" w:w="1349"/><w:tcMar><w:top w:type="dxa" w:w="60"/><w:left w:type="dxa" w:w="90"/><w:bottom w:type="dxa" w:w="60"/><w:right w:type="dxa" w:w="90"/></w:tcMar></w:tcPr><w:p><w:pPr><w:spacing w:after="40"/></w:pPr><w:r><w:rPr><w:rFonts w:ascii="Calibri" w:cs="Calibri" w:eastAsia="Calibri" w:hAnsi="Calibri"/><w:b w:val="false"/><w:bCs w:val="false"/><w:sz w:val="19"/><w:szCs w:val="19"/></w:rPr><w:t xml:space="preserve">Atlassian</w:t></w:r></w:p></w:tc><w:tc><w:tcPr><w:tcW w:type="dxa" w:w="1928"/><w:tcMar><w:top w:type="dxa" w:w="60"/><w:left w:type="dxa" w:w="90"/><w:bottom w:type="dxa" w:w="60"/><w:right w:type="dxa" w:w="90"/></w:tcMar></w:tcPr><w:p><w:pPr><w:spacing w:after="40"/></w:pPr><w:r><w:rPr><w:rFonts w:ascii="Calibri" w:cs="Calibri" w:eastAsia="Calibri" w:hAnsi="Calibri"/><w:b w:val="false"/><w:bCs w:val="false"/><w:sz w:val="19"/><w:szCs w:val="19"/></w:rPr><w:t xml:space="preserve">Jira (solo se collegato dall&apos;utente)</w:t></w:r></w:p></w:tc><w:tc><w:tcPr><w:tcW w:type="dxa" w:w="1928"/><w:tcMar><w:top w:type="dxa" w:w="60"/><w:left w:type="dxa" w:w="90"/><w:bottom w:type="dxa" w:w="60"/><w:right w:type="dxa" w:w="90"/></w:tcMar></w:tcPr><w:p><w:pPr><w:spacing w:after="40"/></w:pPr><w:r><w:rPr><w:rFonts w:ascii="Calibri" w:cs="Calibri" w:eastAsia="Calibri" w:hAnsi="Calibri"/><w:b w:val="false"/><w:bCs w:val="false"/><w:sz w:val="19"/><w:szCs w:val="19"/></w:rPr><w:t xml:space="preserve">Ticket e campi Jira letti con l&apos;account dell&apos;utente</w:t></w:r></w:p></w:tc><w:tc><w:tcPr><w:tcW w:type="dxa" w:w="1253"/><w:tcMar><w:top w:type="dxa" w:w="60"/><w:left w:type="dxa" w:w="90"/><w:bottom w:type="dxa" w:w="60"/><w:right w:type="dxa" w:w="90"/></w:tcMar></w:tcPr><w:p><w:pPr><w:spacing w:after="40"/></w:pPr><w:r><w:rPr><w:rFonts w:ascii="Calibri" w:cs="Calibri" w:eastAsia="Calibri" w:hAnsi="Calibri"/><w:b w:val="false"/><w:bCs w:val="false"/><w:sz w:val="19"/><w:szCs w:val="19"/></w:rPr><w:t xml:space="preserve">Secondo l&apos;istanza Jira del cliente</w:t></w:r></w:p></w:tc><w:tc><w:tcPr><w:tcW w:type="dxa" w:w="1446"/><w:tcMar><w:top w:type="dxa" w:w="60"/><w:left w:type="dxa" w:w="90"/><w:bottom w:type="dxa" w:w="60"/><w:right w:type="dxa" w:w="90"/></w:tcMar></w:tcPr><w:p><w:pPr><w:spacing w:after="40"/></w:pPr><w:r><w:rPr><w:rFonts w:ascii="Calibri" w:cs="Calibri" w:eastAsia="Calibri" w:hAnsi="Calibri"/><w:b w:val="false"/><w:bCs w:val="false"/><w:sz w:val="19"/><w:szCs w:val="19"/></w:rPr><w:t xml:space="preserve">Secondo l&apos;istanza (DPF / SCC)</w:t></w:r></w:p></w:tc><w:tc><w:tcPr><w:tcW w:type="dxa" w:w="1734"/><w:tcMar><w:top w:type="dxa" w:w="60"/><w:left w:type="dxa" w:w="90"/><w:bottom w:type="dxa" w:w="60"/><w:right w:type="dxa" w:w="90"/></w:tcMar></w:tcPr><w:p><w:pPr><w:spacing w:after="40"/></w:pPr><w:r><w:rPr><w:rFonts w:ascii="Calibri" w:cs="Calibri" w:eastAsia="Calibri" w:hAnsi="Calibri"/><w:b w:val="false"/><w:bCs w:val="false"/><w:sz w:val="19"/><w:szCs w:val="19"/></w:rPr><w:t xml:space="preserve">Atlassian DPA (dell&apos;azienda cliente)</w:t></w:r></w:p></w:tc></w:tr><w:tr><w:tc><w:tcPr><w:tcW w:type="dxa" w:w="1349"/><w:tcMar><w:top w:type="dxa" w:w="60"/><w:left w:type="dxa" w:w="90"/><w:bottom w:type="dxa" w:w="60"/><w:right w:type="dxa" w:w="90"/></w:tcMar></w:tcPr><w:p><w:pPr><w:spacing w:after="40"/></w:pPr><w:r><w:rPr><w:rFonts w:ascii="Calibri" w:cs="Calibri" w:eastAsia="Calibri" w:hAnsi="Calibri"/><w:b w:val="false"/><w:bCs w:val="false"/><w:sz w:val="19"/><w:szCs w:val="19"/></w:rPr><w:t xml:space="preserve">OpenAI</w:t></w:r></w:p></w:tc><w:tc><w:tcPr><w:tcW w:type="dxa" w:w="1928"/><w:tcMar><w:top w:type="dxa" w:w="60"/><w:left w:type="dxa" w:w="90"/><w:bottom w:type="dxa" w:w="60"/><w:right w:type="dxa" w:w="90"/></w:tcMar></w:tcPr><w:p><w:pPr><w:spacing w:after="40"/></w:pPr><w:r><w:rPr><w:rFonts w:ascii="Calibri" w:cs="Calibri" w:eastAsia="Calibri" w:hAnsi="Calibri"/><w:b w:val="false"/><w:bCs w:val="false"/><w:sz w:val="19"/><w:szCs w:val="19"/></w:rPr><w:t xml:space="preserve">AI per recap e documenti (solo se scelta dall&apos;utente)</w:t></w:r></w:p></w:tc><w:tc><w:tcPr><w:tcW w:type="dxa" w:w="1928"/><w:tcMar><w:top w:type="dxa" w:w="60"/><w:left w:type="dxa" w:w="90"/><w:bottom w:type="dxa" w:w="60"/><w:right w:type="dxa" w:w="90"/></w:tcMar></w:tcPr><w:p><w:pPr><w:spacing w:after="40"/></w:pPr><w:r><w:rPr><w:rFonts w:ascii="Calibri" w:cs="Calibri" w:eastAsia="Calibri" w:hAnsi="Calibri"/><w:b w:val="false"/><w:bCs w:val="false"/><w:sz w:val="19"/><w:szCs w:val="19"/></w:rPr><w:t xml:space="preserve">Testo della trascrizione o dati di progetto necessari, pseudonimizzati (nomi, recapiti e codici sostituiti da segnaposto)</w:t></w:r></w:p></w:tc><w:tc><w:tcPr><w:tcW w:type="dxa" w:w="1253"/><w:tcMar><w:top w:type="dxa" w:w="60"/><w:left w:type="dxa" w:w="90"/><w:bottom w:type="dxa" w:w="60"/><w:right w:type="dxa" w:w="90"/></w:tcMar></w:tcPr><w:p><w:pPr><w:spacing w:after="40"/></w:pPr><w:r><w:rPr><w:rFonts w:ascii="Calibri" w:cs="Calibri" w:eastAsia="Calibri" w:hAnsi="Calibri"/><w:b w:val="false"/><w:bCs w:val="false"/><w:sz w:val="19"/><w:szCs w:val="19"/></w:rPr><w:t xml:space="preserve">USA</w:t></w:r></w:p></w:tc><w:tc><w:tcPr><w:tcW w:type="dxa" w:w="1446"/><w:tcMar><w:top w:type="dxa" w:w="60"/><w:left w:type="dxa" w:w="90"/><w:bottom w:type="dxa" w:w="60"/><w:right w:type="dxa" w:w="90"/></w:tcMar></w:tcPr><w:p><w:pPr><w:spacing w:after="40"/></w:pPr><w:r><w:rPr><w:rFonts w:ascii="Calibri" w:cs="Calibri" w:eastAsia="Calibri" w:hAnsi="Calibri"/><w:b w:val="false"/><w:bCs w:val="false"/><w:sz w:val="19"/><w:szCs w:val="19"/></w:rPr><w:t xml:space="preserve">Data Privacy Framework e Clausole contrattuali standard</w:t></w:r></w:p></w:tc><w:tc><w:tcPr><w:tcW w:type="dxa" w:w="1734"/><w:tcMar><w:top w:type="dxa" w:w="60"/><w:left w:type="dxa" w:w="90"/><w:bottom w:type="dxa" w:w="60"/><w:right w:type="dxa" w:w="90"/></w:tcMar></w:tcPr><w:p><w:pPr><w:spacing w:after="40"/></w:pPr><w:r><w:rPr><w:rFonts w:ascii="Calibri" w:cs="Calibri" w:eastAsia="Calibri" w:hAnsi="Calibri"/><w:b w:val="false"/><w:bCs w:val="false"/><w:sz w:val="19"/><w:szCs w:val="19"/></w:rPr><w:t xml:space="preserve">OpenAI DPA — [da accettare]; via API i dati non sono usati per l&apos;addestramento (condizioni standard)</w:t></w:r></w:p></w:tc></w:tr><w:tr><w:tc><w:tcPr><w:tcW w:type="dxa" w:w="1349"/><w:tcMar><w:top w:type="dxa" w:w="60"/><w:left w:type="dxa" w:w="90"/><w:bottom w:type="dxa" w:w="60"/><w:right w:type="dxa" w:w="90"/></w:tcMar></w:tcPr><w:p><w:pPr><w:spacing w:after="40"/></w:pPr><w:r><w:rPr><w:rFonts w:ascii="Calibri" w:cs="Calibri" w:eastAsia="Calibri" w:hAnsi="Calibri"/><w:b w:val="false"/><w:bCs w:val="false"/><w:sz w:val="19"/><w:szCs w:val="19"/></w:rPr><w:t xml:space="preserve">Anthropic</w:t></w:r></w:p></w:tc><w:tc><w:tcPr><w:tcW w:type="dxa" w:w="1928"/><w:tcMar><w:top w:type="dxa" w:w="60"/><w:left w:type="dxa" w:w="90"/><w:bottom w:type="dxa" w:w="60"/><w:right w:type="dxa" w:w="90"/></w:tcMar></w:tcPr><w:p><w:pPr><w:spacing w:after="40"/></w:pPr><w:r><w:rPr><w:rFonts w:ascii="Calibri" w:cs="Calibri" w:eastAsia="Calibri" w:hAnsi="Calibri"/><w:b w:val="false"/><w:bCs w:val="false"/><w:sz w:val="19"/><w:szCs w:val="19"/></w:rPr><w:t xml:space="preserve">AI per recap e documenti (solo se scelta dall&apos;utente)</w:t></w:r></w:p></w:tc><w:tc><w:tcPr><w:tcW w:type="dxa" w:w="1928"/><w:tcMar><w:top w:type="dxa" w:w="60"/><w:left w:type="dxa" w:w="90"/><w:bottom w:type="dxa" w:w="60"/><w:right w:type="dxa" w:w="90"/></w:tcMar></w:tcPr><w:p><w:pPr><w:spacing w:after="40"/></w:pPr><w:r><w:rPr><w:rFonts w:ascii="Calibri" w:cs="Calibri" w:eastAsia="Calibri" w:hAnsi="Calibri"/><w:b w:val="false"/><w:bCs w:val="false"/><w:sz w:val="19"/><w:szCs w:val="19"/></w:rPr><w:t xml:space="preserve">Come sopra</w:t></w:r></w:p></w:tc><w:tc><w:tcPr><w:tcW w:type="dxa" w:w="1253"/><w:tcMar><w:top w:type="dxa" w:w="60"/><w:left w:type="dxa" w:w="90"/><w:bottom w:type="dxa" w:w="60"/><w:right w:type="dxa" w:w="90"/></w:tcMar></w:tcPr><w:p><w:pPr><w:spacing w:after="40"/></w:pPr><w:r><w:rPr><w:rFonts w:ascii="Calibri" w:cs="Calibri" w:eastAsia="Calibri" w:hAnsi="Calibri"/><w:b w:val="false"/><w:bCs w:val="false"/><w:sz w:val="19"/><w:szCs w:val="19"/></w:rPr><w:t xml:space="preserve">USA</w:t></w:r></w:p></w:tc><w:tc><w:tcPr><w:tcW w:type="dxa" w:w="1446"/><w:tcMar><w:top w:type="dxa" w:w="60"/><w:left w:type="dxa" w:w="90"/><w:bottom w:type="dxa" w:w="60"/><w:right w:type="dxa" w:w="90"/></w:tcMar></w:tcPr><w:p><w:pPr><w:spacing w:after="40"/></w:pPr><w:r><w:rPr><w:rFonts w:ascii="Calibri" w:cs="Calibri" w:eastAsia="Calibri" w:hAnsi="Calibri"/><w:b w:val="false"/><w:bCs w:val="false"/><w:sz w:val="19"/><w:szCs w:val="19"/></w:rPr><w:t xml:space="preserve">Clausole contrattuali standard</w:t></w:r></w:p></w:tc><w:tc><w:tcPr><w:tcW w:type="dxa" w:w="1734"/><w:tcMar><w:top w:type="dxa" w:w="60"/><w:left w:type="dxa" w:w="90"/><w:bottom w:type="dxa" w:w="60"/><w:right w:type="dxa" w:w="90"/></w:tcMar></w:tcPr><w:p><w:pPr><w:spacing w:after="40"/></w:pPr><w:r><w:rPr><w:rFonts w:ascii="Calibri" w:cs="Calibri" w:eastAsia="Calibri" w:hAnsi="Calibri"/><w:b w:val="false"/><w:bCs w:val="false"/><w:sz w:val="19"/><w:szCs w:val="19"/></w:rPr><w:t xml:space="preserve">Anthropic DPA (incluso nelle condizioni commerciali) — [da archiviare]</w:t></w:r></w:p></w:tc></w:tr><w:tr><w:tc><w:tcPr><w:tcW w:type="dxa" w:w="1349"/><w:tcMar><w:top w:type="dxa" w:w="60"/><w:left w:type="dxa" w:w="90"/><w:bottom w:type="dxa" w:w="60"/><w:right w:type="dxa" w:w="90"/></w:tcMar></w:tcPr><w:p><w:pPr><w:spacing w:after="40"/></w:pPr><w:r><w:rPr><w:rFonts w:ascii="Calibri" w:cs="Calibri" w:eastAsia="Calibri" w:hAnsi="Calibri"/><w:b w:val="false"/><w:bCs w:val="false"/><w:sz w:val="19"/><w:szCs w:val="19"/></w:rPr><w:t xml:space="preserve">Mistral AI</w:t></w:r></w:p></w:tc><w:tc><w:tcPr><w:tcW w:type="dxa" w:w="1928"/><w:tcMar><w:top w:type="dxa" w:w="60"/><w:left w:type="dxa" w:w="90"/><w:bottom w:type="dxa" w:w="60"/><w:right w:type="dxa" w:w="90"/></w:tcMar></w:tcPr><w:p><w:pPr><w:spacing w:after="40"/></w:pPr><w:r><w:rPr><w:rFonts w:ascii="Calibri" w:cs="Calibri" w:eastAsia="Calibri" w:hAnsi="Calibri"/><w:b w:val="false"/><w:bCs w:val="false"/><w:sz w:val="19"/><w:szCs w:val="19"/></w:rPr><w:t xml:space="preserve">AI per recap e documenti (solo se scelta dall&apos;utente)</w:t></w:r></w:p></w:tc><w:tc><w:tcPr><w:tcW w:type="dxa" w:w="1928"/><w:tcMar><w:top w:type="dxa" w:w="60"/><w:left w:type="dxa" w:w="90"/><w:bottom w:type="dxa" w:w="60"/><w:right w:type="dxa" w:w="90"/></w:tcMar></w:tcPr><w:p><w:pPr><w:spacing w:after="40"/></w:pPr><w:r><w:rPr><w:rFonts w:ascii="Calibri" w:cs="Calibri" w:eastAsia="Calibri" w:hAnsi="Calibri"/><w:b w:val="false"/><w:bCs w:val="false"/><w:sz w:val="19"/><w:szCs w:val="19"/></w:rPr><w:t xml:space="preserve">Come sopra</w:t></w:r></w:p></w:tc><w:tc><w:tcPr><w:tcW w:type="dxa" w:w="1253"/><w:tcMar><w:top w:type="dxa" w:w="60"/><w:left w:type="dxa" w:w="90"/><w:bottom w:type="dxa" w:w="60"/><w:right w:type="dxa" w:w="90"/></w:tcMar></w:tcPr><w:p><w:pPr><w:spacing w:after="40"/></w:pPr><w:r><w:rPr><w:rFonts w:ascii="Calibri" w:cs="Calibri" w:eastAsia="Calibri" w:hAnsi="Calibri"/><w:b w:val="false"/><w:bCs w:val="false"/><w:sz w:val="19"/><w:szCs w:val="19"/></w:rPr><w:t xml:space="preserve">Francia (UE)</w:t></w:r></w:p></w:tc><w:tc><w:tcPr><w:tcW w:type="dxa" w:w="1446"/><w:tcMar><w:top w:type="dxa" w:w="60"/><w:left w:type="dxa" w:w="90"/><w:bottom w:type="dxa" w:w="60"/><w:right w:type="dxa" w:w="90"/></w:tcMar></w:tcPr><w:p><w:pPr><w:spacing w:after="40"/></w:pPr><w:r><w:rPr><w:rFonts w:ascii="Calibri" w:cs="Calibri" w:eastAsia="Calibri" w:hAnsi="Calibri"/><w:b w:val="false"/><w:bCs w:val="false"/><w:sz w:val="19"/><w:szCs w:val="19"/></w:rPr><w:t xml:space="preserve">Nessun trasferimento</w:t></w:r></w:p></w:tc><w:tc><w:tcPr><w:tcW w:type="dxa" w:w="1734"/><w:tcMar><w:top w:type="dxa" w:w="60"/><w:left w:type="dxa" w:w="90"/><w:bottom w:type="dxa" w:w="60"/><w:right w:type="dxa" w:w="90"/></w:tcMar></w:tcPr><w:p><w:pPr><w:spacing w:after="40"/></w:pPr><w:r><w:rPr><w:rFonts w:ascii="Calibri" w:cs="Calibri" w:eastAsia="Calibri" w:hAnsi="Calibri"/><w:b w:val="false"/><w:bCs w:val="false"/><w:sz w:val="19"/><w:szCs w:val="19"/></w:rPr><w:t xml:space="preserve">Mistral DPA — [da accettare]</w:t></w:r></w:p></w:tc></w:tr></w:tbl><w:p><w:pPr><w:pStyle w:val="Heading1"/><w:spacing w:after="160" w:before="360"/></w:pPr><w:r><w:rPr><w:rFonts w:ascii="Calibri" w:cs="Calibri" w:eastAsia="Calibri" w:hAnsi="Calibri"/><w:b/><w:bCs/><w:color w:val="312E81"/><w:sz w:val="30"/><w:szCs w:val="30"/></w:rPr><w:t xml:space="preserve">2. Note e azioni</w:t></w:r></w:p><w:p><w:pPr><w:pStyle w:val="ListParagraph"/><w:numPr><w:ilvl w:val="0"/><w:numId w:val="2"/></w:numPr><w:spacing w:after="80" w:line="264"/></w:pPr><w:r><w:rPr><w:rFonts w:ascii="Calibri" w:cs="Calibri" w:eastAsia="Calibri" w:hAnsi="Calibri"/><w:b/><w:bCs/><w:sz w:val="21"/><w:szCs w:val="21"/></w:rPr><w:t xml:space="preserve">Gmail per le email di servizio:</w:t></w:r><w:r><w:rPr><w:rFonts w:ascii="Calibri" w:cs="Calibri" w:eastAsia="Calibri" w:hAnsi="Calibri"/><w:sz w:val="21"/><w:szCs w:val="21"/></w:rPr><w:t xml:space="preserve"> oggi le email (conferma iscrizione, reset password, magic link) partono da un account Gmail personale (team.italia.projexa@gmail.com). Per un account Gmail gratuito Google non offre un accordo di trattamento (DPA): per essere in regola serve passare a Google Workspace oppure a un servizio di invio email con DPA e server in UE.</w:t></w:r></w:p><w:p><w:pPr><w:pStyle w:val="ListParagraph"/><w:numPr><w:ilvl w:val="0"/><w:numId w:val="2"/></w:numPr><w:spacing w:after="80" w:line="264"/></w:pPr><w:r><w:rPr><w:rFonts w:ascii="Calibri" w:cs="Calibri" w:eastAsia="Calibri" w:hAnsi="Calibri"/><w:b/><w:bCs/><w:sz w:val="21"/><w:szCs w:val="21"/></w:rPr><w:t xml:space="preserve">Gemini gratuito:</w:t></w:r><w:r><w:rPr><w:rFonts w:ascii="Calibri" w:cs="Calibri" w:eastAsia="Calibri" w:hAnsi="Calibri"/><w:sz w:val="21"/><w:szCs w:val="21"/></w:rPr><w:t xml:space="preserve"> con le chiavi API del piano gratuito Google può usare i contenuti per migliorare i propri prodotti. Con dati personali (trascrizioni, chatbot, Assistente PM) vanno usate solo chiavi di un progetto con fatturazione attiva (piano a pagamento).</w:t></w:r></w:p><w:p><w:pPr><w:pStyle w:val="ListParagraph"/><w:numPr><w:ilvl w:val="0"/><w:numId w:val="2"/></w:numPr><w:spacing w:after="80" w:line="264"/></w:pPr><w:r><w:rPr><w:rFonts w:ascii="Calibri" w:cs="Calibri" w:eastAsia="Calibri" w:hAnsi="Calibri"/><w:b/><w:bCs/><w:sz w:val="21"/><w:szCs w:val="21"/></w:rPr><w:t xml:space="preserve">Chiavi AI dell&apos;utente:</w:t></w:r><w:r><w:rPr><w:rFonts w:ascii="Calibri" w:cs="Calibri" w:eastAsia="Calibri" w:hAnsi="Calibri"/><w:sz w:val="21"/><w:szCs w:val="21"/></w:rPr><w:t xml:space="preserve"> quando l&apos;azienda cliente usa la propria chiave del fornitore di AI, il rapporto contrattuale con quel fornitore è dell&apos;azienda cliente; Projexa si limita a inoltrare la richiesta.</w:t></w:r></w:p><w:p><w:pPr><w:pStyle w:val="ListParagraph"/><w:numPr><w:ilvl w:val="0"/><w:numId w:val="2"/></w:numPr><w:spacing w:after="80" w:line="264"/></w:pPr><w:r><w:rPr><w:rFonts w:ascii="Calibri" w:cs="Calibri" w:eastAsia="Calibri" w:hAnsi="Calibri"/><w:b/><w:bCs/><w:sz w:val="21"/><w:szCs w:val="21"/></w:rPr><w:t xml:space="preserve">Trascrizione e AI locale:</w:t></w:r><w:r><w:rPr><w:rFonts w:ascii="Calibri" w:cs="Calibri" w:eastAsia="Calibri" w:hAnsi="Calibri"/><w:sz w:val="21"/><w:szCs w:val="21"/></w:rPr><w:t xml:space="preserve"> la trascrizione (Whisper, Parakeet), l'AI locale «Projexa» (Ollama) e il servizio di anonimizzazione (Presidio) girano sul server Oracle in Italia: nessun fornitore esterno riceve l&apos;audio.</w:t></w:r></w:p><w:p><w:pPr><w:pStyle w:val="ListParagraph"/><w:numPr><w:ilvl w:val="0"/><w:numId w:val="2"/></w:numPr><w:spacing w:after="80" w:line="264"/></w:pPr><w:r><w:rPr><w:rFonts w:ascii="Calibri" w:cs="Calibri" w:eastAsia="Calibri" w:hAnsi="Calibri"/><w:b/><w:bCs/><w:sz w:val="21"/><w:szCs w:val="21"/></w:rPr><w:t xml:space="preserve">Anonymization Layer &lt;/w:t&gt;</w:r><w:r><w:rPr><w:rFonts w:ascii="Calibri" w:cs="Calibri" w:eastAsia="Calibri" w:hAnsi="Calibri"/><w:sz w:val="21"/><w:szCs w:val="21"/></w:rPr><w:t xml:space="preserve">(dal 22 ottobre 2026): prima di ogni invio a un'AI esterna (OpenAI, Anthropic, Google, Mistral) Projexa sostituisce i dati personali (nomi di persone e aziende, email, telefoni, IBAN, codici fiscali, partite IVA, documenti) con segnaposto anonimi, riconosciuti con i nomi già presenti in Projexa, con regole e con Microsoft Presidio + spaCy (modello italiano, sul server in Italia); i valori veri vengono rimessi solo sul server di Projexa quando arriva la risposta. Le corrispondenze restano in memoria o, per le richieste Batch, cifrate per al massimo 7 giorni. Non sono anonimizzabili immagini, PDF scansionati e audio. Riduce il rischio dei trasferimenti verso i fornitori USA, ma non sostituisce DPA e garanzie (DPF/SCC), che restano necessari.</w:t></w:r></w:p><w:p><w:pPr><w:pStyle w:val="Heading1"/><w:spacing w:after="160" w:before="360"/></w:pPr><w:r><w:rPr><w:rFonts w:ascii="Calibri" w:cs="Calibri" w:eastAsia="Calibri" w:hAnsi="Calibri"/><w:b/><w:bCs/><w:color w:val="312E81"/><w:sz w:val="30"/><w:szCs w:val="30"/></w:rPr><w:t xml:space="preserve">3. Cosa fare per ogni fornitore</w:t></w:r></w:p><w:p><w:pPr><w:pStyle w:val="ListParagraph"/><w:numPr><w:ilvl w:val="0"/><w:numId w:val="2"/></w:numPr><w:spacing w:after="80" w:line="264"/></w:pPr><w:r><w:rPr><w:rFonts w:ascii="Calibri" w:cs="Calibri" w:eastAsia="Calibri" w:hAnsi="Calibri"/><w:sz w:val="21"/><w:szCs w:val="21"/></w:rPr><w:t xml:space="preserve">☐ Scaricare e archiviare l&apos;accordo di trattamento (in genere si accetta online nella console del fornitore) con data e versione.</w:t></w:r></w:p><w:p><w:pPr><w:pStyle w:val="ListParagraph"/><w:numPr><w:ilvl w:val="0"/><w:numId w:val="2"/></w:numPr><w:spacing w:after="80" w:line="264"/></w:pPr><w:r><w:rPr><w:rFonts w:ascii="Calibri" w:cs="Calibri" w:eastAsia="Calibri" w:hAnsi="Calibri"/><w:sz w:val="21"/><w:szCs w:val="21"/></w:rPr><w:t xml:space="preserve">☐ Verificare la regione dei dati nella console (Oracle: Milano; Neon: eu-central-1; database di audit: [regione]).</w:t></w:r></w:p><w:p><w:pPr><w:pStyle w:val="ListParagraph"/><w:numPr><w:ilvl w:val="0"/><w:numId w:val="2"/></w:numPr><w:spacing w:after="80" w:line="264"/></w:pPr><w:r><w:rPr><w:rFonts w:ascii="Calibri" w:cs="Calibri" w:eastAsia="Calibri" w:hAnsi="Calibri"/><w:sz w:val="21"/><w:szCs w:val="21"/></w:rPr><w:t xml:space="preserve">☐ Per i fornitori USA: verificare l&apos;adesione al Data Privacy Framework (dataprivacyframework.gov) o la presenza delle Clausole contrattuali standard.</w:t></w:r></w:p><w:p><w:pPr><w:pStyle w:val="ListParagraph"/><w:numPr><w:ilvl w:val="0"/><w:numId w:val="2"/></w:numPr><w:spacing w:after="80" w:line="264"/></w:pPr><w:r><w:rPr><w:rFonts w:ascii="Calibri" w:cs="Calibri" w:eastAsia="Calibri" w:hAnsi="Calibri"/><w:sz w:val="21"/><w:szCs w:val="21"/></w:rPr><w:t xml:space="preserve">☐ Comunicare alle aziende clienti l&apos;elenco dei sub-responsabili e ogni nuovo fornitore prima di usarlo (art. 28.2).</w:t></w:r></w:p><w:p><w:pPr><w:pStyle w:val="ListParagraph"/><w:numPr><w:ilvl w:val="0"/><w:numId w:val="2"/></w:numPr><w:spacing w:after="80" w:line="264"/></w:pPr><w:r><w:rPr><w:rFonts w:ascii="Calibri" w:cs="Calibri" w:eastAsia="Calibri" w:hAnsi="Calibri"/><w:sz w:val="21"/><w:szCs w:val="21"/></w:rPr><w:t xml:space="preserve">☐ Rivedere l&apos;elenco a ogni nuovo servizio e almeno una volta l&apos;anno.</w:t></w:r></w:p><w:sectPr><w:footerReference w:type="default" r:id="rId7"/><w:pgSz w:w="11906" w:h="16838" w:orient="portrait"/><w:pgMar w:top="1134" w:right="1134" w:bottom="1134" w:left="1134" w:header="708" w:footer="708" w:gutter="0"/><w:pgNumType/><w:docGrid w:linePitch="360"/></w:sectPr></w:body></w:document>
+<file path=word/document.xml><?xml version="1.0" encoding="utf-8"?>
+<w:document xmlns:wpc="http://schemas.microsoft.com/office/word/2010/wordprocessingCanvas" xmlns:mc="http://schemas.openxmlformats.org/markup-compatibility/2006" xmlns:o="urn:schemas-microsoft-com:office:office" xmlns:r="http://schemas.openxmlformats.org/officeDocument/2006/relationships" xmlns:m="http://schemas.openxmlformats.org/officeDocument/2006/math" xmlns:v="urn:schemas-microsoft-com:vml" xmlns:wp14="http://schemas.microsoft.com/office/word/2010/wordprocessingDrawing" xmlns:wp="http://schemas.openxmlformats.org/drawingml/2006/wordprocessingDrawing" xmlns:w10="urn:schemas-microsoft-com:office:word" xmlns:w="http://schemas.openxmlformats.org/wordprocessingml/2006/main" xmlns:w14="http://schemas.microsoft.com/office/word/2010/wordml" xmlns:w15="http://schemas.microsoft.com/office/word/2012/wordml" xmlns:wpg="http://schemas.microsoft.com/office/word/2010/wordprocessingGroup" xmlns:wpi="http://schemas.microsoft.com/office/word/2010/wordprocessingInk" xmlns:wne="http://schemas.microsoft.com/office/word/2006/wordml" xmlns:wps="http://schemas.microsoft.com/office/word/2010/wordprocessingShape" xmlns:cx="http://schemas.microsoft.com/office/drawing/2014/chartex" xmlns:cx1="http://schemas.microsoft.com/office/drawing/2015/9/8/chartex" xmlns:cx2="http://schemas.microsoft.com/office/drawing/2015/10/21/chartex" xmlns:cx3="http://schemas.microsoft.com/office/drawing/2016/5/9/chartex" xmlns:cx4="http://schemas.microsoft.com/office/drawing/2016/5/10/chartex" xmlns:cx5="http://schemas.microsoft.com/office/drawing/2016/5/11/chartex" xmlns:cx6="http://schemas.microsoft.com/office/drawing/2016/5/12/chartex" xmlns:cx7="http://schemas.microsoft.com/office/drawing/2016/5/13/chartex" xmlns:cx8="http://schemas.microsoft.com/office/drawing/2016/5/14/chartex" xmlns:aink="http://schemas.microsoft.com/office/drawing/2016/ink" xmlns:am3d="http://schemas.microsoft.com/office/drawing/2017/model3d" xmlns:w16cex="http://schemas.microsoft.com/office/word/2018/wordml/cex" xmlns:w16cid="http://schemas.microsoft.com/office/word/2016/wordml/cid" xmlns:w16="http://schemas.microsoft.com/office/word/2018/wordml" xmlns:w16sdtdh="http://schemas.microsoft.com/office/word/2020/wordml/sdtdatahash" xmlns:w16se="http://schemas.microsoft.com/office/word/2015/wordml/symex" mc:Ignorable="w14 w15 wp14">
+  <w:body>
+    <w:p>
+      <w:pPr>
+        <w:spacing w:after="120" w:before="1800"/>
+      </w:pPr>
+      <w:r>
+        <w:rPr>
+          <w:rFonts w:ascii="Calibri" w:cs="Calibri" w:eastAsia="Calibri" w:hAnsi="Calibri"/>
+          <w:b/>
+          <w:bCs/>
+          <w:color w:val="312E81"/>
+          <w:sz w:val="44"/>
+          <w:szCs w:val="44"/>
+        </w:rPr>
+        <w:t xml:space="preserve">PROJEXA</w:t>
+      </w:r>
+    </w:p>
+    <w:p>
+      <w:pPr>
+        <w:spacing w:after="160"/>
+      </w:pPr>
+      <w:r>
+        <w:rPr>
+          <w:rFonts w:ascii="Calibri" w:cs="Calibri" w:eastAsia="Calibri" w:hAnsi="Calibri"/>
+          <w:b/>
+          <w:bCs/>
+          <w:sz w:val="36"/>
+          <w:szCs w:val="36"/>
+        </w:rPr>
+        <w:t xml:space="preserve">Sub-responsabili e trasferimenti extra-UE</w:t>
+      </w:r>
+    </w:p>
+    <w:p>
+      <w:pPr>
+        <w:pBdr>
+          <w:bottom w:val="single" w:color="312E81" w:sz="12" w:space="8"/>
+        </w:pBdr>
+        <w:spacing w:after="600"/>
+      </w:pPr>
+      <w:r>
+        <w:rPr>
+          <w:rFonts w:ascii="Calibri" w:cs="Calibri" w:eastAsia="Calibri" w:hAnsi="Calibri"/>
+          <w:color w:val="6B7280"/>
+          <w:sz w:val="24"/>
+          <w:szCs w:val="24"/>
+        </w:rPr>
+        <w:t xml:space="preserve">Elenco dei fornitori che trattano dati per conto di Projexa (artt. 28 e 44-49 GDPR)</w:t>
+      </w:r>
+    </w:p>
+    <w:p>
+      <w:pPr>
+        <w:spacing w:after="80"/>
+      </w:pPr>
+      <w:r>
+        <w:rPr>
+          <w:rFonts w:ascii="Calibri" w:cs="Calibri" w:eastAsia="Calibri" w:hAnsi="Calibri"/>
+          <w:color w:val="6B7280"/>
+          <w:sz w:val="21"/>
+          <w:szCs w:val="21"/>
+        </w:rPr>
+        <w:t xml:space="preserve">Versione del 22 ottobre 2026</w:t>
+      </w:r>
+    </w:p>
+    <w:p>
+      <w:r>
+        <w:br w:type="page"/>
+      </w:r>
+    </w:p>
+    <w:p>
+      <w:pPr>
+        <w:pBdr>
+          <w:left w:val="single" w:color="F59E0B" w:sz="18" w:space="6"/>
+        </w:pBdr>
+        <w:shd w:fill="FFFBEB" w:color="auto" w:val="clear"/>
+        <w:spacing w:after="160" w:before="120" w:line="264"/>
+      </w:pPr>
+      <w:r>
+        <w:rPr>
+          <w:rFonts w:ascii="Calibri" w:cs="Calibri" w:eastAsia="Calibri" w:hAnsi="Calibri"/>
+          <w:b/>
+          <w:bCs/>
+          <w:color w:val="92400E"/>
+          <w:sz w:val="21"/>
+          <w:szCs w:val="21"/>
+        </w:rPr>
+        <w:t xml:space="preserve">Avvertenza: </w:t>
+      </w:r>
+      <w:r>
+        <w:rPr>
+          <w:rFonts w:ascii="Calibri" w:cs="Calibri" w:eastAsia="Calibri" w:hAnsi="Calibri"/>
+          <w:color w:val="92400E"/>
+          <w:sz w:val="21"/>
+          <w:szCs w:val="21"/>
+        </w:rPr>
+        <w:t xml:space="preserve">documento predisposto come supporto operativo, non costituisce parere legale: la versione definitiva va validata dal DPO o da un consulente legale. I campi tra parentesi quadre vanno compilati con i dati reali del titolare. Aggiornato allo stato tecnico della piattaforma al 17 ottobre 2026 (vedi «Projexa – Architettura e sicurezza»).</w:t>
+      </w:r>
+    </w:p>
+    <w:p>
+      <w:pPr>
+        <w:pStyle w:val="Heading1"/>
+        <w:spacing w:after="160" w:before="360"/>
+      </w:pPr>
+      <w:r>
+        <w:rPr>
+          <w:rFonts w:ascii="Calibri" w:cs="Calibri" w:eastAsia="Calibri" w:hAnsi="Calibri"/>
+          <w:b/>
+          <w:bCs/>
+          <w:color w:val="312E81"/>
+          <w:sz w:val="30"/>
+          <w:szCs w:val="30"/>
+        </w:rPr>
+        <w:t xml:space="preserve">1. Elenco</w:t>
+      </w:r>
+    </w:p>
+    <w:tbl>
+      <w:tblPr>
+        <w:tblW w:type="dxa" w:w="9638"/>
+        <w:tblBorders>
+          <w:top w:val="single" w:color="auto" w:sz="4"/>
+          <w:left w:val="single" w:color="auto" w:sz="4"/>
+          <w:bottom w:val="single" w:color="auto" w:sz="4"/>
+          <w:right w:val="single" w:color="auto" w:sz="4"/>
+          <w:insideH w:val="single" w:color="auto" w:sz="4"/>
+          <w:insideV w:val="single" w:color="auto" w:sz="4"/>
+        </w:tblBorders>
+      </w:tblPr>
+      <w:tblGrid>
+        <w:gridCol w:w="1349"/>
+        <w:gridCol w:w="1928"/>
+        <w:gridCol w:w="1928"/>
+        <w:gridCol w:w="1253"/>
+        <w:gridCol w:w="1446"/>
+        <w:gridCol w:w="1734"/>
+      </w:tblGrid>
+      <w:tr>
+        <w:trPr>
+          <w:tblHeader/>
+        </w:trPr>
+        <w:tc>
+          <w:tcPr>
+            <w:tcW w:type="dxa" w:w="1349"/>
+            <w:shd w:fill="EEF2FF" w:color="auto" w:val="clear"/>
+            <w:tcMar>
+              <w:top w:type="dxa" w:w="60"/>
+              <w:left w:type="dxa" w:w="90"/>
+              <w:bottom w:type="dxa" w:w="60"/>
+              <w:right w:type="dxa" w:w="90"/>
+            </w:tcMar>
+          </w:tcPr>
+          <w:p>
+            <w:pPr>
+              <w:spacing w:after="40"/>
+            </w:pPr>
+            <w:r>
+              <w:rPr>
+                <w:rFonts w:ascii="Calibri" w:cs="Calibri" w:eastAsia="Calibri" w:hAnsi="Calibri"/>
+                <w:b/>
+                <w:bCs/>
+                <w:color w:val="312E81"/>
+                <w:sz w:val="19"/>
+                <w:szCs w:val="19"/>
+              </w:rPr>
+              <w:t xml:space="preserve">Fornitore</w:t>
+            </w:r>
+          </w:p>
+        </w:tc>
+        <w:tc>
+          <w:tcPr>
+            <w:tcW w:type="dxa" w:w="1928"/>
+            <w:shd w:fill="EEF2FF" w:color="auto" w:val="clear"/>
+            <w:tcMar>
+              <w:top w:type="dxa" w:w="60"/>
+              <w:left w:type="dxa" w:w="90"/>
+              <w:bottom w:type="dxa" w:w="60"/>
+              <w:right w:type="dxa" w:w="90"/>
+            </w:tcMar>
+          </w:tcPr>
+          <w:p>
+            <w:pPr>
+              <w:spacing w:after="40"/>
+            </w:pPr>
+            <w:r>
+              <w:rPr>
+                <w:rFonts w:ascii="Calibri" w:cs="Calibri" w:eastAsia="Calibri" w:hAnsi="Calibri"/>
+                <w:b/>
+                <w:bCs/>
+                <w:color w:val="312E81"/>
+                <w:sz w:val="19"/>
+                <w:szCs w:val="19"/>
+              </w:rPr>
+              <w:t xml:space="preserve">Servizio</w:t>
+            </w:r>
+          </w:p>
+        </w:tc>
+        <w:tc>
+          <w:tcPr>
+            <w:tcW w:type="dxa" w:w="1928"/>
+            <w:shd w:fill="EEF2FF" w:color="auto" w:val="clear"/>
+            <w:tcMar>
+              <w:top w:type="dxa" w:w="60"/>
+              <w:left w:type="dxa" w:w="90"/>
+              <w:bottom w:type="dxa" w:w="60"/>
+              <w:right w:type="dxa" w:w="90"/>
+            </w:tcMar>
+          </w:tcPr>
+          <w:p>
+            <w:pPr>
+              <w:spacing w:after="40"/>
+            </w:pPr>
+            <w:r>
+              <w:rPr>
+                <w:rFonts w:ascii="Calibri" w:cs="Calibri" w:eastAsia="Calibri" w:hAnsi="Calibri"/>
+                <w:b/>
+                <w:bCs/>
+                <w:color w:val="312E81"/>
+                <w:sz w:val="19"/>
+                <w:szCs w:val="19"/>
+              </w:rPr>
+              <w:t xml:space="preserve">Dati</w:t>
+            </w:r>
+          </w:p>
+        </w:tc>
+        <w:tc>
+          <w:tcPr>
+            <w:tcW w:type="dxa" w:w="1253"/>
+            <w:shd w:fill="EEF2FF" w:color="auto" w:val="clear"/>
+            <w:tcMar>
+              <w:top w:type="dxa" w:w="60"/>
+              <w:left w:type="dxa" w:w="90"/>
+              <w:bottom w:type="dxa" w:w="60"/>
+              <w:right w:type="dxa" w:w="90"/>
+            </w:tcMar>
+          </w:tcPr>
+          <w:p>
+            <w:pPr>
+              <w:spacing w:after="40"/>
+            </w:pPr>
+            <w:r>
+              <w:rPr>
+                <w:rFonts w:ascii="Calibri" w:cs="Calibri" w:eastAsia="Calibri" w:hAnsi="Calibri"/>
+                <w:b/>
+                <w:bCs/>
+                <w:color w:val="312E81"/>
+                <w:sz w:val="19"/>
+                <w:szCs w:val="19"/>
+              </w:rPr>
+              <w:t xml:space="preserve">Sede del trattamento</w:t>
+            </w:r>
+          </w:p>
+        </w:tc>
+        <w:tc>
+          <w:tcPr>
+            <w:tcW w:type="dxa" w:w="1446"/>
+            <w:shd w:fill="EEF2FF" w:color="auto" w:val="clear"/>
+            <w:tcMar>
+              <w:top w:type="dxa" w:w="60"/>
+              <w:left w:type="dxa" w:w="90"/>
+              <w:bottom w:type="dxa" w:w="60"/>
+              <w:right w:type="dxa" w:w="90"/>
+            </w:tcMar>
+          </w:tcPr>
+          <w:p>
+            <w:pPr>
+              <w:spacing w:after="40"/>
+            </w:pPr>
+            <w:r>
+              <w:rPr>
+                <w:rFonts w:ascii="Calibri" w:cs="Calibri" w:eastAsia="Calibri" w:hAnsi="Calibri"/>
+                <w:b/>
+                <w:bCs/>
+                <w:color w:val="312E81"/>
+                <w:sz w:val="19"/>
+                <w:szCs w:val="19"/>
+              </w:rPr>
+              <w:t xml:space="preserve">Garanzia per il trasferimento</w:t>
+            </w:r>
+          </w:p>
+        </w:tc>
+        <w:tc>
+          <w:tcPr>
+            <w:tcW w:type="dxa" w:w="1734"/>
+            <w:shd w:fill="EEF2FF" w:color="auto" w:val="clear"/>
+            <w:tcMar>
+              <w:top w:type="dxa" w:w="60"/>
+              <w:left w:type="dxa" w:w="90"/>
+              <w:bottom w:type="dxa" w:w="60"/>
+              <w:right w:type="dxa" w:w="90"/>
+            </w:tcMar>
+          </w:tcPr>
+          <w:p>
+            <w:pPr>
+              <w:spacing w:after="40"/>
+            </w:pPr>
+            <w:r>
+              <w:rPr>
+                <w:rFonts w:ascii="Calibri" w:cs="Calibri" w:eastAsia="Calibri" w:hAnsi="Calibri"/>
+                <w:b/>
+                <w:bCs/>
+                <w:color w:val="312E81"/>
+                <w:sz w:val="19"/>
+                <w:szCs w:val="19"/>
+              </w:rPr>
+              <w:t xml:space="preserve">Accordo (DPA)</w:t>
+            </w:r>
+          </w:p>
+        </w:tc>
+      </w:tr>
+      <w:tr>
+        <w:tc>
+          <w:tcPr>
+            <w:tcW w:type="dxa" w:w="1349"/>
+            <w:tcMar>
+              <w:top w:type="dxa" w:w="60"/>
+              <w:left w:type="dxa" w:w="90"/>
+              <w:bottom w:type="dxa" w:w="60"/>
+              <w:right w:type="dxa" w:w="90"/>
+            </w:tcMar>
+          </w:tcPr>
+          <w:p>
+            <w:pPr>
+              <w:spacing w:after="40"/>
+            </w:pPr>
+            <w:r>
+              <w:rPr>
+                <w:rFonts w:ascii="Calibri" w:cs="Calibri" w:eastAsia="Calibri" w:hAnsi="Calibri"/>
+                <w:b w:val="false"/>
+                <w:bCs w:val="false"/>
+                <w:sz w:val="19"/>
+                <w:szCs w:val="19"/>
+              </w:rPr>
+              <w:t xml:space="preserve">Oracle (Oracle Cloud Infrastructure)</w:t>
+            </w:r>
+          </w:p>
+        </w:tc>
+        <w:tc>
+          <w:tcPr>
+            <w:tcW w:type="dxa" w:w="1928"/>
+            <w:tcMar>
+              <w:top w:type="dxa" w:w="60"/>
+              <w:left w:type="dxa" w:w="90"/>
+              <w:bottom w:type="dxa" w:w="60"/>
+              <w:right w:type="dxa" w:w="90"/>
+            </w:tcMar>
+          </w:tcPr>
+          <w:p>
+            <w:pPr>
+              <w:spacing w:after="40"/>
+            </w:pPr>
+            <w:r>
+              <w:rPr>
+                <w:rFonts w:ascii="Calibri" w:cs="Calibri" w:eastAsia="Calibri" w:hAnsi="Calibri"/>
+                <w:b w:val="false"/>
+                <w:bCs w:val="false"/>
+                <w:sz w:val="19"/>
+                <w:szCs w:val="19"/>
+              </w:rPr>
+              <w:t xml:space="preserve">Server applicativo, database, backup, trascrizione e AI locali</w:t>
+            </w:r>
+          </w:p>
+        </w:tc>
+        <w:tc>
+          <w:tcPr>
+            <w:tcW w:type="dxa" w:w="1928"/>
+            <w:tcMar>
+              <w:top w:type="dxa" w:w="60"/>
+              <w:left w:type="dxa" w:w="90"/>
+              <w:bottom w:type="dxa" w:w="60"/>
+              <w:right w:type="dxa" w:w="90"/>
+            </w:tcMar>
+          </w:tcPr>
+          <w:p>
+            <w:pPr>
+              <w:spacing w:after="40"/>
+            </w:pPr>
+            <w:r>
+              <w:rPr>
+                <w:rFonts w:ascii="Calibri" w:cs="Calibri" w:eastAsia="Calibri" w:hAnsi="Calibri"/>
+                <w:b w:val="false"/>
+                <w:bCs w:val="false"/>
+                <w:sz w:val="19"/>
+                <w:szCs w:val="19"/>
+              </w:rPr>
+              <w:t xml:space="preserve">Tutti i dati della piattaforma</w:t>
+            </w:r>
+          </w:p>
+        </w:tc>
+        <w:tc>
+          <w:tcPr>
+            <w:tcW w:type="dxa" w:w="1253"/>
+            <w:tcMar>
+              <w:top w:type="dxa" w:w="60"/>
+              <w:left w:type="dxa" w:w="90"/>
+              <w:bottom w:type="dxa" w:w="60"/>
+              <w:right w:type="dxa" w:w="90"/>
+            </w:tcMar>
+          </w:tcPr>
+          <w:p>
+            <w:pPr>
+              <w:spacing w:after="40"/>
+            </w:pPr>
+            <w:r>
+              <w:rPr>
+                <w:rFonts w:ascii="Calibri" w:cs="Calibri" w:eastAsia="Calibri" w:hAnsi="Calibri"/>
+                <w:b w:val="false"/>
+                <w:bCs w:val="false"/>
+                <w:sz w:val="19"/>
+                <w:szCs w:val="19"/>
+              </w:rPr>
+              <w:t xml:space="preserve">Italia (regione Milano)</w:t>
+            </w:r>
+          </w:p>
+        </w:tc>
+        <w:tc>
+          <w:tcPr>
+            <w:tcW w:type="dxa" w:w="1446"/>
+            <w:tcMar>
+              <w:top w:type="dxa" w:w="60"/>
+              <w:left w:type="dxa" w:w="90"/>
+              <w:bottom w:type="dxa" w:w="60"/>
+              <w:right w:type="dxa" w:w="90"/>
+            </w:tcMar>
+          </w:tcPr>
+          <w:p>
+            <w:pPr>
+              <w:spacing w:after="40"/>
+            </w:pPr>
+            <w:r>
+              <w:rPr>
+                <w:rFonts w:ascii="Calibri" w:cs="Calibri" w:eastAsia="Calibri" w:hAnsi="Calibri"/>
+                <w:b w:val="false"/>
+                <w:bCs w:val="false"/>
+                <w:sz w:val="19"/>
+                <w:szCs w:val="19"/>
+              </w:rPr>
+              <w:t xml:space="preserve">Nessun trasferimento</w:t>
+            </w:r>
+          </w:p>
+        </w:tc>
+        <w:tc>
+          <w:tcPr>
+            <w:tcW w:type="dxa" w:w="1734"/>
+            <w:tcMar>
+              <w:top w:type="dxa" w:w="60"/>
+              <w:left w:type="dxa" w:w="90"/>
+              <w:bottom w:type="dxa" w:w="60"/>
+              <w:right w:type="dxa" w:w="90"/>
+            </w:tcMar>
+          </w:tcPr>
+          <w:p>
+            <w:pPr>
+              <w:spacing w:after="40"/>
+            </w:pPr>
+            <w:r>
+              <w:rPr>
+                <w:rFonts w:ascii="Calibri" w:cs="Calibri" w:eastAsia="Calibri" w:hAnsi="Calibri"/>
+                <w:b w:val="false"/>
+                <w:bCs w:val="false"/>
+                <w:sz w:val="19"/>
+                <w:szCs w:val="19"/>
+              </w:rPr>
+              <w:t xml:space="preserve">DPA Oracle (Data Processing Agreement OCI) — [da accettare/archiviare]</w:t>
+            </w:r>
+          </w:p>
+        </w:tc>
+      </w:tr>
+      <w:tr>
+        <w:tc>
+          <w:tcPr>
+            <w:tcW w:type="dxa" w:w="1349"/>
+            <w:tcMar>
+              <w:top w:type="dxa" w:w="60"/>
+              <w:left w:type="dxa" w:w="90"/>
+              <w:bottom w:type="dxa" w:w="60"/>
+              <w:right w:type="dxa" w:w="90"/>
+            </w:tcMar>
+          </w:tcPr>
+          <w:p>
+            <w:pPr>
+              <w:spacing w:after="40"/>
+            </w:pPr>
+            <w:r>
+              <w:rPr>
+                <w:rFonts w:ascii="Calibri" w:cs="Calibri" w:eastAsia="Calibri" w:hAnsi="Calibri"/>
+                <w:b w:val="false"/>
+                <w:bCs w:val="false"/>
+                <w:sz w:val="19"/>
+                <w:szCs w:val="19"/>
+              </w:rPr>
+              <w:t xml:space="preserve">Oracle (Autonomous Database)</w:t>
+            </w:r>
+          </w:p>
+        </w:tc>
+        <w:tc>
+          <w:tcPr>
+            <w:tcW w:type="dxa" w:w="1928"/>
+            <w:tcMar>
+              <w:top w:type="dxa" w:w="60"/>
+              <w:left w:type="dxa" w:w="90"/>
+              <w:bottom w:type="dxa" w:w="60"/>
+              <w:right w:type="dxa" w:w="90"/>
+            </w:tcMar>
+          </w:tcPr>
+          <w:p>
+            <w:pPr>
+              <w:spacing w:after="40"/>
+            </w:pPr>
+            <w:r>
+              <w:rPr>
+                <w:rFonts w:ascii="Calibri" w:cs="Calibri" w:eastAsia="Calibri" w:hAnsi="Calibri"/>
+                <w:b w:val="false"/>
+                <w:bCs w:val="false"/>
+                <w:sz w:val="19"/>
+                <w:szCs w:val="19"/>
+              </w:rPr>
+              <w:t xml:space="preserve">Log di audit (accessi, variazioni, email)</w:t>
+            </w:r>
+          </w:p>
+        </w:tc>
+        <w:tc>
+          <w:tcPr>
+            <w:tcW w:type="dxa" w:w="1928"/>
+            <w:tcMar>
+              <w:top w:type="dxa" w:w="60"/>
+              <w:left w:type="dxa" w:w="90"/>
+              <w:bottom w:type="dxa" w:w="60"/>
+              <w:right w:type="dxa" w:w="90"/>
+            </w:tcMar>
+          </w:tcPr>
+          <w:p>
+            <w:pPr>
+              <w:spacing w:after="40"/>
+            </w:pPr>
+            <w:r>
+              <w:rPr>
+                <w:rFonts w:ascii="Calibri" w:cs="Calibri" w:eastAsia="Calibri" w:hAnsi="Calibri"/>
+                <w:b w:val="false"/>
+                <w:bCs w:val="false"/>
+                <w:sz w:val="19"/>
+                <w:szCs w:val="19"/>
+              </w:rPr>
+              <w:t xml:space="preserve">Log con identificativi, IP, valori prima/dopo (password e token mascherati)</w:t>
+            </w:r>
+          </w:p>
+        </w:tc>
+        <w:tc>
+          <w:tcPr>
+            <w:tcW w:type="dxa" w:w="1253"/>
+            <w:tcMar>
+              <w:top w:type="dxa" w:w="60"/>
+              <w:left w:type="dxa" w:w="90"/>
+              <w:bottom w:type="dxa" w:w="60"/>
+              <w:right w:type="dxa" w:w="90"/>
+            </w:tcMar>
+          </w:tcPr>
+          <w:p>
+            <w:pPr>
+              <w:spacing w:after="40"/>
+            </w:pPr>
+            <w:r>
+              <w:rPr>
+                <w:rFonts w:ascii="Calibri" w:cs="Calibri" w:eastAsia="Calibri" w:hAnsi="Calibri"/>
+                <w:b w:val="false"/>
+                <w:bCs w:val="false"/>
+                <w:sz w:val="19"/>
+                <w:szCs w:val="19"/>
+              </w:rPr>
+              <w:t xml:space="preserve">[Regione del database di audit]</w:t>
+            </w:r>
+          </w:p>
+        </w:tc>
+        <w:tc>
+          <w:tcPr>
+            <w:tcW w:type="dxa" w:w="1446"/>
+            <w:tcMar>
+              <w:top w:type="dxa" w:w="60"/>
+              <w:left w:type="dxa" w:w="90"/>
+              <w:bottom w:type="dxa" w:w="60"/>
+              <w:right w:type="dxa" w:w="90"/>
+            </w:tcMar>
+          </w:tcPr>
+          <w:p>
+            <w:pPr>
+              <w:spacing w:after="40"/>
+            </w:pPr>
+            <w:r>
+              <w:rPr>
+                <w:rFonts w:ascii="Calibri" w:cs="Calibri" w:eastAsia="Calibri" w:hAnsi="Calibri"/>
+                <w:b w:val="false"/>
+                <w:bCs w:val="false"/>
+                <w:sz w:val="19"/>
+                <w:szCs w:val="19"/>
+              </w:rPr>
+              <w:t xml:space="preserve">Nessuno se in UE</w:t>
+            </w:r>
+          </w:p>
+        </w:tc>
+        <w:tc>
+          <w:tcPr>
+            <w:tcW w:type="dxa" w:w="1734"/>
+            <w:tcMar>
+              <w:top w:type="dxa" w:w="60"/>
+              <w:left w:type="dxa" w:w="90"/>
+              <w:bottom w:type="dxa" w:w="60"/>
+              <w:right w:type="dxa" w:w="90"/>
+            </w:tcMar>
+          </w:tcPr>
+          <w:p>
+            <w:pPr>
+              <w:spacing w:after="40"/>
+            </w:pPr>
+            <w:r>
+              <w:rPr>
+                <w:rFonts w:ascii="Calibri" w:cs="Calibri" w:eastAsia="Calibri" w:hAnsi="Calibri"/>
+                <w:b w:val="false"/>
+                <w:bCs w:val="false"/>
+                <w:sz w:val="19"/>
+                <w:szCs w:val="19"/>
+              </w:rPr>
+              <w:t xml:space="preserve">Stesso DPA Oracle</w:t>
+            </w:r>
+          </w:p>
+        </w:tc>
+      </w:tr>
+      <w:tr>
+        <w:tc>
+          <w:tcPr>
+            <w:tcW w:type="dxa" w:w="1349"/>
+            <w:tcMar>
+              <w:top w:type="dxa" w:w="60"/>
+              <w:left w:type="dxa" w:w="90"/>
+              <w:bottom w:type="dxa" w:w="60"/>
+              <w:right w:type="dxa" w:w="90"/>
+            </w:tcMar>
+          </w:tcPr>
+          <w:p>
+            <w:pPr>
+              <w:spacing w:after="40"/>
+            </w:pPr>
+            <w:r>
+              <w:rPr>
+                <w:rFonts w:ascii="Calibri" w:cs="Calibri" w:eastAsia="Calibri" w:hAnsi="Calibri"/>
+                <w:b w:val="false"/>
+                <w:bCs w:val="false"/>
+                <w:sz w:val="19"/>
+                <w:szCs w:val="19"/>
+              </w:rPr>
+              <w:t xml:space="preserve">Neon</w:t>
+            </w:r>
+          </w:p>
+        </w:tc>
+        <w:tc>
+          <w:tcPr>
+            <w:tcW w:type="dxa" w:w="1928"/>
+            <w:tcMar>
+              <w:top w:type="dxa" w:w="60"/>
+              <w:left w:type="dxa" w:w="90"/>
+              <w:bottom w:type="dxa" w:w="60"/>
+              <w:right w:type="dxa" w:w="90"/>
+            </w:tcMar>
+          </w:tcPr>
+          <w:p>
+            <w:pPr>
+              <w:spacing w:after="40"/>
+            </w:pPr>
+            <w:r>
+              <w:rPr>
+                <w:rFonts w:ascii="Calibri" w:cs="Calibri" w:eastAsia="Calibri" w:hAnsi="Calibri"/>
+                <w:b w:val="false"/>
+                <w:bCs w:val="false"/>
+                <w:sz w:val="19"/>
+                <w:szCs w:val="19"/>
+              </w:rPr>
+              <w:t xml:space="preserve">Ambiente di prova (staging)</w:t>
+            </w:r>
+          </w:p>
+        </w:tc>
+        <w:tc>
+          <w:tcPr>
+            <w:tcW w:type="dxa" w:w="1928"/>
+            <w:tcMar>
+              <w:top w:type="dxa" w:w="60"/>
+              <w:left w:type="dxa" w:w="90"/>
+              <w:bottom w:type="dxa" w:w="60"/>
+              <w:right w:type="dxa" w:w="90"/>
+            </w:tcMar>
+          </w:tcPr>
+          <w:p>
+            <w:pPr>
+              <w:spacing w:after="40"/>
+            </w:pPr>
+            <w:r>
+              <w:rPr>
+                <w:rFonts w:ascii="Calibri" w:cs="Calibri" w:eastAsia="Calibri" w:hAnsi="Calibri"/>
+                <w:b w:val="false"/>
+                <w:bCs w:val="false"/>
+                <w:sz w:val="19"/>
+                <w:szCs w:val="19"/>
+              </w:rPr>
+              <w:t xml:space="preserve">Solo copia ANONIMIZZATA: nessun dato personale né token</w:t>
+            </w:r>
+          </w:p>
+        </w:tc>
+        <w:tc>
+          <w:tcPr>
+            <w:tcW w:type="dxa" w:w="1253"/>
+            <w:tcMar>
+              <w:top w:type="dxa" w:w="60"/>
+              <w:left w:type="dxa" w:w="90"/>
+              <w:bottom w:type="dxa" w:w="60"/>
+              <w:right w:type="dxa" w:w="90"/>
+            </w:tcMar>
+          </w:tcPr>
+          <w:p>
+            <w:pPr>
+              <w:spacing w:after="40"/>
+            </w:pPr>
+            <w:r>
+              <w:rPr>
+                <w:rFonts w:ascii="Calibri" w:cs="Calibri" w:eastAsia="Calibri" w:hAnsi="Calibri"/>
+                <w:b w:val="false"/>
+                <w:bCs w:val="false"/>
+                <w:sz w:val="19"/>
+                <w:szCs w:val="19"/>
+              </w:rPr>
+              <w:t xml:space="preserve">UE (Francoforte, eu-central-1)</w:t>
+            </w:r>
+          </w:p>
+        </w:tc>
+        <w:tc>
+          <w:tcPr>
+            <w:tcW w:type="dxa" w:w="1446"/>
+            <w:tcMar>
+              <w:top w:type="dxa" w:w="60"/>
+              <w:left w:type="dxa" w:w="90"/>
+              <w:bottom w:type="dxa" w:w="60"/>
+              <w:right w:type="dxa" w:w="90"/>
+            </w:tcMar>
+          </w:tcPr>
+          <w:p>
+            <w:pPr>
+              <w:spacing w:after="40"/>
+            </w:pPr>
+            <w:r>
+              <w:rPr>
+                <w:rFonts w:ascii="Calibri" w:cs="Calibri" w:eastAsia="Calibri" w:hAnsi="Calibri"/>
+                <w:b w:val="false"/>
+                <w:bCs w:val="false"/>
+                <w:sz w:val="19"/>
+                <w:szCs w:val="19"/>
+              </w:rPr>
+              <w:t xml:space="preserve">Nessun trasferimento; dati anonimi</w:t>
+            </w:r>
+          </w:p>
+        </w:tc>
+        <w:tc>
+          <w:tcPr>
+            <w:tcW w:type="dxa" w:w="1734"/>
+            <w:tcMar>
+              <w:top w:type="dxa" w:w="60"/>
+              <w:left w:type="dxa" w:w="90"/>
+              <w:bottom w:type="dxa" w:w="60"/>
+              <w:right w:type="dxa" w:w="90"/>
+            </w:tcMar>
+          </w:tcPr>
+          <w:p>
+            <w:pPr>
+              <w:spacing w:after="40"/>
+            </w:pPr>
+            <w:r>
+              <w:rPr>
+                <w:rFonts w:ascii="Calibri" w:cs="Calibri" w:eastAsia="Calibri" w:hAnsi="Calibri"/>
+                <w:b w:val="false"/>
+                <w:bCs w:val="false"/>
+                <w:sz w:val="19"/>
+                <w:szCs w:val="19"/>
+              </w:rPr>
+              <w:t xml:space="preserve">DPA Neon — [da accettare/archiviare]</w:t>
+            </w:r>
+          </w:p>
+        </w:tc>
+      </w:tr>
+      <w:tr>
+        <w:tc>
+          <w:tcPr>
+            <w:tcW w:type="dxa" w:w="1349"/>
+            <w:tcMar>
+              <w:top w:type="dxa" w:w="60"/>
+              <w:left w:type="dxa" w:w="90"/>
+              <w:bottom w:type="dxa" w:w="60"/>
+              <w:right w:type="dxa" w:w="90"/>
+            </w:tcMar>
+          </w:tcPr>
+          <w:p>
+            <w:pPr>
+              <w:spacing w:after="40"/>
+            </w:pPr>
+            <w:r>
+              <w:rPr>
+                <w:rFonts w:ascii="Calibri" w:cs="Calibri" w:eastAsia="Calibri" w:hAnsi="Calibri"/>
+                <w:b w:val="false"/>
+                <w:bCs w:val="false"/>
+                <w:sz w:val="19"/>
+                <w:szCs w:val="19"/>
+              </w:rPr>
+              <w:t xml:space="preserve">OVH</w:t>
+            </w:r>
+          </w:p>
+        </w:tc>
+        <w:tc>
+          <w:tcPr>
+            <w:tcW w:type="dxa" w:w="1928"/>
+            <w:tcMar>
+              <w:top w:type="dxa" w:w="60"/>
+              <w:left w:type="dxa" w:w="90"/>
+              <w:bottom w:type="dxa" w:w="60"/>
+              <w:right w:type="dxa" w:w="90"/>
+            </w:tcMar>
+          </w:tcPr>
+          <w:p>
+            <w:pPr>
+              <w:spacing w:after="40"/>
+            </w:pPr>
+            <w:r>
+              <w:rPr>
+                <w:rFonts w:ascii="Calibri" w:cs="Calibri" w:eastAsia="Calibri" w:hAnsi="Calibri"/>
+                <w:b w:val="false"/>
+                <w:bCs w:val="false"/>
+                <w:sz w:val="19"/>
+                <w:szCs w:val="19"/>
+              </w:rPr>
+              <w:t xml:space="preserve">Registrazione del dominio projexa.it</w:t>
+            </w:r>
+          </w:p>
+        </w:tc>
+        <w:tc>
+          <w:tcPr>
+            <w:tcW w:type="dxa" w:w="1928"/>
+            <w:tcMar>
+              <w:top w:type="dxa" w:w="60"/>
+              <w:left w:type="dxa" w:w="90"/>
+              <w:bottom w:type="dxa" w:w="60"/>
+              <w:right w:type="dxa" w:w="90"/>
+            </w:tcMar>
+          </w:tcPr>
+          <w:p>
+            <w:pPr>
+              <w:spacing w:after="40"/>
+            </w:pPr>
+            <w:r>
+              <w:rPr>
+                <w:rFonts w:ascii="Calibri" w:cs="Calibri" w:eastAsia="Calibri" w:hAnsi="Calibri"/>
+                <w:b w:val="false"/>
+                <w:bCs w:val="false"/>
+                <w:sz w:val="19"/>
+                <w:szCs w:val="19"/>
+              </w:rPr>
+              <w:t xml:space="preserve">Dati del titolare del dominio</w:t>
+            </w:r>
+          </w:p>
+        </w:tc>
+        <w:tc>
+          <w:tcPr>
+            <w:tcW w:type="dxa" w:w="1253"/>
+            <w:tcMar>
+              <w:top w:type="dxa" w:w="60"/>
+              <w:left w:type="dxa" w:w="90"/>
+              <w:bottom w:type="dxa" w:w="60"/>
+              <w:right w:type="dxa" w:w="90"/>
+            </w:tcMar>
+          </w:tcPr>
+          <w:p>
+            <w:pPr>
+              <w:spacing w:after="40"/>
+            </w:pPr>
+            <w:r>
+              <w:rPr>
+                <w:rFonts w:ascii="Calibri" w:cs="Calibri" w:eastAsia="Calibri" w:hAnsi="Calibri"/>
+                <w:b w:val="false"/>
+                <w:bCs w:val="false"/>
+                <w:sz w:val="19"/>
+                <w:szCs w:val="19"/>
+              </w:rPr>
+              <w:t xml:space="preserve">Francia (UE)</w:t>
+            </w:r>
+          </w:p>
+        </w:tc>
+        <w:tc>
+          <w:tcPr>
+            <w:tcW w:type="dxa" w:w="1446"/>
+            <w:tcMar>
+              <w:top w:type="dxa" w:w="60"/>
+              <w:left w:type="dxa" w:w="90"/>
+              <w:bottom w:type="dxa" w:w="60"/>
+              <w:right w:type="dxa" w:w="90"/>
+            </w:tcMar>
+          </w:tcPr>
+          <w:p>
+            <w:pPr>
+              <w:spacing w:after="40"/>
+            </w:pPr>
+            <w:r>
+              <w:rPr>
+                <w:rFonts w:ascii="Calibri" w:cs="Calibri" w:eastAsia="Calibri" w:hAnsi="Calibri"/>
+                <w:b w:val="false"/>
+                <w:bCs w:val="false"/>
+                <w:sz w:val="19"/>
+                <w:szCs w:val="19"/>
+              </w:rPr>
+              <w:t xml:space="preserve">Nessun trasferimento</w:t>
+            </w:r>
+          </w:p>
+        </w:tc>
+        <w:tc>
+          <w:tcPr>
+            <w:tcW w:type="dxa" w:w="1734"/>
+            <w:tcMar>
+              <w:top w:type="dxa" w:w="60"/>
+              <w:left w:type="dxa" w:w="90"/>
+              <w:bottom w:type="dxa" w:w="60"/>
+              <w:right w:type="dxa" w:w="90"/>
+            </w:tcMar>
+          </w:tcPr>
+          <w:p>
+            <w:pPr>
+              <w:spacing w:after="40"/>
+            </w:pPr>
+            <w:r>
+              <w:rPr>
+                <w:rFonts w:ascii="Calibri" w:cs="Calibri" w:eastAsia="Calibri" w:hAnsi="Calibri"/>
+                <w:b w:val="false"/>
+                <w:bCs w:val="false"/>
+                <w:sz w:val="19"/>
+                <w:szCs w:val="19"/>
+              </w:rPr>
+              <w:t xml:space="preserve">Condizioni OVH</w:t>
+            </w:r>
+          </w:p>
+        </w:tc>
+      </w:tr>
+      <w:tr>
+        <w:tc>
+          <w:tcPr>
+            <w:tcW w:type="dxa" w:w="1349"/>
+            <w:tcMar>
+              <w:top w:type="dxa" w:w="60"/>
+              <w:left w:type="dxa" w:w="90"/>
+              <w:bottom w:type="dxa" w:w="60"/>
+              <w:right w:type="dxa" w:w="90"/>
+            </w:tcMar>
+          </w:tcPr>
+          <w:p>
+            <w:pPr>
+              <w:spacing w:after="40"/>
+            </w:pPr>
+            <w:r>
+              <w:rPr>
+                <w:rFonts w:ascii="Calibri" w:cs="Calibri" w:eastAsia="Calibri" w:hAnsi="Calibri"/>
+                <w:b w:val="false"/>
+                <w:bCs w:val="false"/>
+                <w:sz w:val="19"/>
+                <w:szCs w:val="19"/>
+              </w:rPr>
+              <w:t xml:space="preserve">Google</w:t>
+            </w:r>
+          </w:p>
+        </w:tc>
+        <w:tc>
+          <w:tcPr>
+            <w:tcW w:type="dxa" w:w="1928"/>
+            <w:tcMar>
+              <w:top w:type="dxa" w:w="60"/>
+              <w:left w:type="dxa" w:w="90"/>
+              <w:bottom w:type="dxa" w:w="60"/>
+              <w:right w:type="dxa" w:w="90"/>
+            </w:tcMar>
+          </w:tcPr>
+          <w:p>
+            <w:pPr>
+              <w:spacing w:after="40"/>
+            </w:pPr>
+            <w:r>
+              <w:rPr>
+                <w:rFonts w:ascii="Calibri" w:cs="Calibri" w:eastAsia="Calibri" w:hAnsi="Calibri"/>
+                <w:b w:val="false"/>
+                <w:bCs w:val="false"/>
+                <w:sz w:val="19"/>
+                <w:szCs w:val="19"/>
+              </w:rPr>
+              <w:t xml:space="preserve">Accesso con Google, calendario, invio email di servizio (Gmail), AI Gemini e chatbot (se usati)</w:t>
+            </w:r>
+          </w:p>
+        </w:tc>
+        <w:tc>
+          <w:tcPr>
+            <w:tcW w:type="dxa" w:w="1928"/>
+            <w:tcMar>
+              <w:top w:type="dxa" w:w="60"/>
+              <w:left w:type="dxa" w:w="90"/>
+              <w:bottom w:type="dxa" w:w="60"/>
+              <w:right w:type="dxa" w:w="90"/>
+            </w:tcMar>
+          </w:tcPr>
+          <w:p>
+            <w:pPr>
+              <w:spacing w:after="40"/>
+            </w:pPr>
+            <w:r>
+              <w:rPr>
+                <w:rFonts w:ascii="Calibri" w:cs="Calibri" w:eastAsia="Calibri" w:hAnsi="Calibri"/>
+                <w:b w:val="false"/>
+                <w:bCs w:val="false"/>
+                <w:sz w:val="19"/>
+                <w:szCs w:val="19"/>
+              </w:rPr>
+              <w:t xml:space="preserve">Email e nome dell'utente, eventi, email di servizio; per Gemini il testo inviato (pseudonimizzato)</w:t>
+            </w:r>
+          </w:p>
+        </w:tc>
+        <w:tc>
+          <w:tcPr>
+            <w:tcW w:type="dxa" w:w="1253"/>
+            <w:tcMar>
+              <w:top w:type="dxa" w:w="60"/>
+              <w:left w:type="dxa" w:w="90"/>
+              <w:bottom w:type="dxa" w:w="60"/>
+              <w:right w:type="dxa" w:w="90"/>
+            </w:tcMar>
+          </w:tcPr>
+          <w:p>
+            <w:pPr>
+              <w:spacing w:after="40"/>
+            </w:pPr>
+            <w:r>
+              <w:rPr>
+                <w:rFonts w:ascii="Calibri" w:cs="Calibri" w:eastAsia="Calibri" w:hAnsi="Calibri"/>
+                <w:b w:val="false"/>
+                <w:bCs w:val="false"/>
+                <w:sz w:val="19"/>
+                <w:szCs w:val="19"/>
+              </w:rPr>
+              <w:t xml:space="preserve">UE/USA</w:t>
+            </w:r>
+          </w:p>
+        </w:tc>
+        <w:tc>
+          <w:tcPr>
+            <w:tcW w:type="dxa" w:w="1446"/>
+            <w:tcMar>
+              <w:top w:type="dxa" w:w="60"/>
+              <w:left w:type="dxa" w:w="90"/>
+              <w:bottom w:type="dxa" w:w="60"/>
+              <w:right w:type="dxa" w:w="90"/>
+            </w:tcMar>
+          </w:tcPr>
+          <w:p>
+            <w:pPr>
+              <w:spacing w:after="40"/>
+            </w:pPr>
+            <w:r>
+              <w:rPr>
+                <w:rFonts w:ascii="Calibri" w:cs="Calibri" w:eastAsia="Calibri" w:hAnsi="Calibri"/>
+                <w:b w:val="false"/>
+                <w:bCs w:val="false"/>
+                <w:sz w:val="19"/>
+                <w:szCs w:val="19"/>
+              </w:rPr>
+              <w:t xml:space="preserve">Data Privacy Framework UE-USA e Clausole contrattuali standard</w:t>
+            </w:r>
+          </w:p>
+        </w:tc>
+        <w:tc>
+          <w:tcPr>
+            <w:tcW w:type="dxa" w:w="1734"/>
+            <w:tcMar>
+              <w:top w:type="dxa" w:w="60"/>
+              <w:left w:type="dxa" w:w="90"/>
+              <w:bottom w:type="dxa" w:w="60"/>
+              <w:right w:type="dxa" w:w="90"/>
+            </w:tcMar>
+          </w:tcPr>
+          <w:p>
+            <w:pPr>
+              <w:spacing w:after="40"/>
+            </w:pPr>
+            <w:r>
+              <w:rPr>
+                <w:rFonts w:ascii="Calibri" w:cs="Calibri" w:eastAsia="Calibri" w:hAnsi="Calibri"/>
+                <w:b w:val="false"/>
+                <w:bCs w:val="false"/>
+                <w:sz w:val="19"/>
+                <w:szCs w:val="19"/>
+              </w:rPr>
+              <w:t xml:space="preserve">Cloud Data Processing Addendum — [vedi nota Gmail e Gemini]</w:t>
+            </w:r>
+          </w:p>
+        </w:tc>
+      </w:tr>
+      <w:tr>
+        <w:tc>
+          <w:tcPr>
+            <w:tcW w:type="dxa" w:w="1349"/>
+            <w:tcMar>
+              <w:top w:type="dxa" w:w="60"/>
+              <w:left w:type="dxa" w:w="90"/>
+              <w:bottom w:type="dxa" w:w="60"/>
+              <w:right w:type="dxa" w:w="90"/>
+            </w:tcMar>
+          </w:tcPr>
+          <w:p>
+            <w:pPr>
+              <w:spacing w:after="40"/>
+            </w:pPr>
+            <w:r>
+              <w:rPr>
+                <w:rFonts w:ascii="Calibri" w:cs="Calibri" w:eastAsia="Calibri" w:hAnsi="Calibri"/>
+                <w:b w:val="false"/>
+                <w:bCs w:val="false"/>
+                <w:sz w:val="19"/>
+                <w:szCs w:val="19"/>
+              </w:rPr>
+              <w:t xml:space="preserve">Microsoft</w:t>
+            </w:r>
+          </w:p>
+        </w:tc>
+        <w:tc>
+          <w:tcPr>
+            <w:tcW w:type="dxa" w:w="1928"/>
+            <w:tcMar>
+              <w:top w:type="dxa" w:w="60"/>
+              <w:left w:type="dxa" w:w="90"/>
+              <w:bottom w:type="dxa" w:w="60"/>
+              <w:right w:type="dxa" w:w="90"/>
+            </w:tcMar>
+          </w:tcPr>
+          <w:p>
+            <w:pPr>
+              <w:spacing w:after="40"/>
+            </w:pPr>
+            <w:r>
+              <w:rPr>
+                <w:rFonts w:ascii="Calibri" w:cs="Calibri" w:eastAsia="Calibri" w:hAnsi="Calibri"/>
+                <w:b w:val="false"/>
+                <w:bCs w:val="false"/>
+                <w:sz w:val="19"/>
+                <w:szCs w:val="19"/>
+              </w:rPr>
+              <w:t xml:space="preserve">Accesso con Microsoft, calendario Outlook</w:t>
+            </w:r>
+          </w:p>
+        </w:tc>
+        <w:tc>
+          <w:tcPr>
+            <w:tcW w:type="dxa" w:w="1928"/>
+            <w:tcMar>
+              <w:top w:type="dxa" w:w="60"/>
+              <w:left w:type="dxa" w:w="90"/>
+              <w:bottom w:type="dxa" w:w="60"/>
+              <w:right w:type="dxa" w:w="90"/>
+            </w:tcMar>
+          </w:tcPr>
+          <w:p>
+            <w:pPr>
+              <w:spacing w:after="40"/>
+            </w:pPr>
+            <w:r>
+              <w:rPr>
+                <w:rFonts w:ascii="Calibri" w:cs="Calibri" w:eastAsia="Calibri" w:hAnsi="Calibri"/>
+                <w:b w:val="false"/>
+                <w:bCs w:val="false"/>
+                <w:sz w:val="19"/>
+                <w:szCs w:val="19"/>
+              </w:rPr>
+              <w:t xml:space="preserve">Email e nome dell'utente, identificativo Microsoft, eventi</w:t>
+            </w:r>
+          </w:p>
+        </w:tc>
+        <w:tc>
+          <w:tcPr>
+            <w:tcW w:type="dxa" w:w="1253"/>
+            <w:tcMar>
+              <w:top w:type="dxa" w:w="60"/>
+              <w:left w:type="dxa" w:w="90"/>
+              <w:bottom w:type="dxa" w:w="60"/>
+              <w:right w:type="dxa" w:w="90"/>
+            </w:tcMar>
+          </w:tcPr>
+          <w:p>
+            <w:pPr>
+              <w:spacing w:after="40"/>
+            </w:pPr>
+            <w:r>
+              <w:rPr>
+                <w:rFonts w:ascii="Calibri" w:cs="Calibri" w:eastAsia="Calibri" w:hAnsi="Calibri"/>
+                <w:b w:val="false"/>
+                <w:bCs w:val="false"/>
+                <w:sz w:val="19"/>
+                <w:szCs w:val="19"/>
+              </w:rPr>
+              <w:t xml:space="preserve">UE/USA</w:t>
+            </w:r>
+          </w:p>
+        </w:tc>
+        <w:tc>
+          <w:tcPr>
+            <w:tcW w:type="dxa" w:w="1446"/>
+            <w:tcMar>
+              <w:top w:type="dxa" w:w="60"/>
+              <w:left w:type="dxa" w:w="90"/>
+              <w:bottom w:type="dxa" w:w="60"/>
+              <w:right w:type="dxa" w:w="90"/>
+            </w:tcMar>
+          </w:tcPr>
+          <w:p>
+            <w:pPr>
+              <w:spacing w:after="40"/>
+            </w:pPr>
+            <w:r>
+              <w:rPr>
+                <w:rFonts w:ascii="Calibri" w:cs="Calibri" w:eastAsia="Calibri" w:hAnsi="Calibri"/>
+                <w:b w:val="false"/>
+                <w:bCs w:val="false"/>
+                <w:sz w:val="19"/>
+                <w:szCs w:val="19"/>
+              </w:rPr>
+              <w:t xml:space="preserve">Data Privacy Framework e Clausole contrattuali standard</w:t>
+            </w:r>
+          </w:p>
+        </w:tc>
+        <w:tc>
+          <w:tcPr>
+            <w:tcW w:type="dxa" w:w="1734"/>
+            <w:tcMar>
+              <w:top w:type="dxa" w:w="60"/>
+              <w:left w:type="dxa" w:w="90"/>
+              <w:bottom w:type="dxa" w:w="60"/>
+              <w:right w:type="dxa" w:w="90"/>
+            </w:tcMar>
+          </w:tcPr>
+          <w:p>
+            <w:pPr>
+              <w:spacing w:after="40"/>
+            </w:pPr>
+            <w:r>
+              <w:rPr>
+                <w:rFonts w:ascii="Calibri" w:cs="Calibri" w:eastAsia="Calibri" w:hAnsi="Calibri"/>
+                <w:b w:val="false"/>
+                <w:bCs w:val="false"/>
+                <w:sz w:val="19"/>
+                <w:szCs w:val="19"/>
+              </w:rPr>
+              <w:t xml:space="preserve">Microsoft Products and Services DPA</w:t>
+            </w:r>
+          </w:p>
+        </w:tc>
+      </w:tr>
+      <w:tr>
+        <w:tc>
+          <w:tcPr>
+            <w:tcW w:type="dxa" w:w="1349"/>
+            <w:tcMar>
+              <w:top w:type="dxa" w:w="60"/>
+              <w:left w:type="dxa" w:w="90"/>
+              <w:bottom w:type="dxa" w:w="60"/>
+              <w:right w:type="dxa" w:w="90"/>
+            </w:tcMar>
+          </w:tcPr>
+          <w:p>
+            <w:pPr>
+              <w:spacing w:after="40"/>
+            </w:pPr>
+            <w:r>
+              <w:rPr>
+                <w:rFonts w:ascii="Calibri" w:cs="Calibri" w:eastAsia="Calibri" w:hAnsi="Calibri"/>
+                <w:b w:val="false"/>
+                <w:bCs w:val="false"/>
+                <w:sz w:val="19"/>
+                <w:szCs w:val="19"/>
+              </w:rPr>
+              <w:t xml:space="preserve">Atlassian</w:t>
+            </w:r>
+          </w:p>
+        </w:tc>
+        <w:tc>
+          <w:tcPr>
+            <w:tcW w:type="dxa" w:w="1928"/>
+            <w:tcMar>
+              <w:top w:type="dxa" w:w="60"/>
+              <w:left w:type="dxa" w:w="90"/>
+              <w:bottom w:type="dxa" w:w="60"/>
+              <w:right w:type="dxa" w:w="90"/>
+            </w:tcMar>
+          </w:tcPr>
+          <w:p>
+            <w:pPr>
+              <w:spacing w:after="40"/>
+            </w:pPr>
+            <w:r>
+              <w:rPr>
+                <w:rFonts w:ascii="Calibri" w:cs="Calibri" w:eastAsia="Calibri" w:hAnsi="Calibri"/>
+                <w:b w:val="false"/>
+                <w:bCs w:val="false"/>
+                <w:sz w:val="19"/>
+                <w:szCs w:val="19"/>
+              </w:rPr>
+              <w:t xml:space="preserve">Jira (solo se collegato dall'utente)</w:t>
+            </w:r>
+          </w:p>
+        </w:tc>
+        <w:tc>
+          <w:tcPr>
+            <w:tcW w:type="dxa" w:w="1928"/>
+            <w:tcMar>
+              <w:top w:type="dxa" w:w="60"/>
+              <w:left w:type="dxa" w:w="90"/>
+              <w:bottom w:type="dxa" w:w="60"/>
+              <w:right w:type="dxa" w:w="90"/>
+            </w:tcMar>
+          </w:tcPr>
+          <w:p>
+            <w:pPr>
+              <w:spacing w:after="40"/>
+            </w:pPr>
+            <w:r>
+              <w:rPr>
+                <w:rFonts w:ascii="Calibri" w:cs="Calibri" w:eastAsia="Calibri" w:hAnsi="Calibri"/>
+                <w:b w:val="false"/>
+                <w:bCs w:val="false"/>
+                <w:sz w:val="19"/>
+                <w:szCs w:val="19"/>
+              </w:rPr>
+              <w:t xml:space="preserve">Ticket e campi Jira letti con l'account dell'utente</w:t>
+            </w:r>
+          </w:p>
+        </w:tc>
+        <w:tc>
+          <w:tcPr>
+            <w:tcW w:type="dxa" w:w="1253"/>
+            <w:tcMar>
+              <w:top w:type="dxa" w:w="60"/>
+              <w:left w:type="dxa" w:w="90"/>
+              <w:bottom w:type="dxa" w:w="60"/>
+              <w:right w:type="dxa" w:w="90"/>
+            </w:tcMar>
+          </w:tcPr>
+          <w:p>
+            <w:pPr>
+              <w:spacing w:after="40"/>
+            </w:pPr>
+            <w:r>
+              <w:rPr>
+                <w:rFonts w:ascii="Calibri" w:cs="Calibri" w:eastAsia="Calibri" w:hAnsi="Calibri"/>
+                <w:b w:val="false"/>
+                <w:bCs w:val="false"/>
+                <w:sz w:val="19"/>
+                <w:szCs w:val="19"/>
+              </w:rPr>
+              <w:t xml:space="preserve">Secondo l'istanza Jira del cliente</w:t>
+            </w:r>
+          </w:p>
+        </w:tc>
+        <w:tc>
+          <w:tcPr>
+            <w:tcW w:type="dxa" w:w="1446"/>
+            <w:tcMar>
+              <w:top w:type="dxa" w:w="60"/>
+              <w:left w:type="dxa" w:w="90"/>
+              <w:bottom w:type="dxa" w:w="60"/>
+              <w:right w:type="dxa" w:w="90"/>
+            </w:tcMar>
+          </w:tcPr>
+          <w:p>
+            <w:pPr>
+              <w:spacing w:after="40"/>
+            </w:pPr>
+            <w:r>
+              <w:rPr>
+                <w:rFonts w:ascii="Calibri" w:cs="Calibri" w:eastAsia="Calibri" w:hAnsi="Calibri"/>
+                <w:b w:val="false"/>
+                <w:bCs w:val="false"/>
+                <w:sz w:val="19"/>
+                <w:szCs w:val="19"/>
+              </w:rPr>
+              <w:t xml:space="preserve">Secondo l'istanza (DPF / SCC)</w:t>
+            </w:r>
+          </w:p>
+        </w:tc>
+        <w:tc>
+          <w:tcPr>
+            <w:tcW w:type="dxa" w:w="1734"/>
+            <w:tcMar>
+              <w:top w:type="dxa" w:w="60"/>
+              <w:left w:type="dxa" w:w="90"/>
+              <w:bottom w:type="dxa" w:w="60"/>
+              <w:right w:type="dxa" w:w="90"/>
+            </w:tcMar>
+          </w:tcPr>
+          <w:p>
+            <w:pPr>
+              <w:spacing w:after="40"/>
+            </w:pPr>
+            <w:r>
+              <w:rPr>
+                <w:rFonts w:ascii="Calibri" w:cs="Calibri" w:eastAsia="Calibri" w:hAnsi="Calibri"/>
+                <w:b w:val="false"/>
+                <w:bCs w:val="false"/>
+                <w:sz w:val="19"/>
+                <w:szCs w:val="19"/>
+              </w:rPr>
+              <w:t xml:space="preserve">Atlassian DPA (dell'azienda cliente)</w:t>
+            </w:r>
+          </w:p>
+        </w:tc>
+      </w:tr>
+      <w:tr>
+        <w:tc>
+          <w:tcPr>
+            <w:tcW w:type="dxa" w:w="1349"/>
+            <w:tcMar>
+              <w:top w:type="dxa" w:w="60"/>
+              <w:left w:type="dxa" w:w="90"/>
+              <w:bottom w:type="dxa" w:w="60"/>
+              <w:right w:type="dxa" w:w="90"/>
+            </w:tcMar>
+          </w:tcPr>
+          <w:p>
+            <w:pPr>
+              <w:spacing w:after="40"/>
+            </w:pPr>
+            <w:r>
+              <w:rPr>
+                <w:rFonts w:ascii="Calibri" w:cs="Calibri" w:eastAsia="Calibri" w:hAnsi="Calibri"/>
+                <w:b w:val="false"/>
+                <w:bCs w:val="false"/>
+                <w:sz w:val="19"/>
+                <w:szCs w:val="19"/>
+              </w:rPr>
+              <w:t xml:space="preserve">OpenAI</w:t>
+            </w:r>
+          </w:p>
+        </w:tc>
+        <w:tc>
+          <w:tcPr>
+            <w:tcW w:type="dxa" w:w="1928"/>
+            <w:tcMar>
+              <w:top w:type="dxa" w:w="60"/>
+              <w:left w:type="dxa" w:w="90"/>
+              <w:bottom w:type="dxa" w:w="60"/>
+              <w:right w:type="dxa" w:w="90"/>
+            </w:tcMar>
+          </w:tcPr>
+          <w:p>
+            <w:pPr>
+              <w:spacing w:after="40"/>
+            </w:pPr>
+            <w:r>
+              <w:rPr>
+                <w:rFonts w:ascii="Calibri" w:cs="Calibri" w:eastAsia="Calibri" w:hAnsi="Calibri"/>
+                <w:b w:val="false"/>
+                <w:bCs w:val="false"/>
+                <w:sz w:val="19"/>
+                <w:szCs w:val="19"/>
+              </w:rPr>
+              <w:t xml:space="preserve">AI per recap e documenti (solo se scelta dall'utente)</w:t>
+            </w:r>
+          </w:p>
+        </w:tc>
+        <w:tc>
+          <w:tcPr>
+            <w:tcW w:type="dxa" w:w="1928"/>
+            <w:tcMar>
+              <w:top w:type="dxa" w:w="60"/>
+              <w:left w:type="dxa" w:w="90"/>
+              <w:bottom w:type="dxa" w:w="60"/>
+              <w:right w:type="dxa" w:w="90"/>
+            </w:tcMar>
+          </w:tcPr>
+          <w:p>
+            <w:pPr>
+              <w:spacing w:after="40"/>
+            </w:pPr>
+            <w:r>
+              <w:rPr>
+                <w:rFonts w:ascii="Calibri" w:cs="Calibri" w:eastAsia="Calibri" w:hAnsi="Calibri"/>
+                <w:b w:val="false"/>
+                <w:bCs w:val="false"/>
+                <w:sz w:val="19"/>
+                <w:szCs w:val="19"/>
+              </w:rPr>
+              <w:t xml:space="preserve">Testo della trascrizione o dati di progetto necessari, pseudonimizzati (nomi, recapiti e codici sostituiti da segnaposto)</w:t>
+            </w:r>
+          </w:p>
+        </w:tc>
+        <w:tc>
+          <w:tcPr>
+            <w:tcW w:type="dxa" w:w="1253"/>
+            <w:tcMar>
+              <w:top w:type="dxa" w:w="60"/>
+              <w:left w:type="dxa" w:w="90"/>
+              <w:bottom w:type="dxa" w:w="60"/>
+              <w:right w:type="dxa" w:w="90"/>
+            </w:tcMar>
+          </w:tcPr>
+          <w:p>
+            <w:pPr>
+              <w:spacing w:after="40"/>
+            </w:pPr>
+            <w:r>
+              <w:rPr>
+                <w:rFonts w:ascii="Calibri" w:cs="Calibri" w:eastAsia="Calibri" w:hAnsi="Calibri"/>
+                <w:b w:val="false"/>
+                <w:bCs w:val="false"/>
+                <w:sz w:val="19"/>
+                <w:szCs w:val="19"/>
+              </w:rPr>
+              <w:t xml:space="preserve">USA</w:t>
+            </w:r>
+          </w:p>
+        </w:tc>
+        <w:tc>
+          <w:tcPr>
+            <w:tcW w:type="dxa" w:w="1446"/>
+            <w:tcMar>
+              <w:top w:type="dxa" w:w="60"/>
+              <w:left w:type="dxa" w:w="90"/>
+              <w:bottom w:type="dxa" w:w="60"/>
+              <w:right w:type="dxa" w:w="90"/>
+            </w:tcMar>
+          </w:tcPr>
+          <w:p>
+            <w:pPr>
+              <w:spacing w:after="40"/>
+            </w:pPr>
+            <w:r>
+              <w:rPr>
+                <w:rFonts w:ascii="Calibri" w:cs="Calibri" w:eastAsia="Calibri" w:hAnsi="Calibri"/>
+                <w:b w:val="false"/>
+                <w:bCs w:val="false"/>
+                <w:sz w:val="19"/>
+                <w:szCs w:val="19"/>
+              </w:rPr>
+              <w:t xml:space="preserve">Data Privacy Framework e Clausole contrattuali standard</w:t>
+            </w:r>
+          </w:p>
+        </w:tc>
+        <w:tc>
+          <w:tcPr>
+            <w:tcW w:type="dxa" w:w="1734"/>
+            <w:tcMar>
+              <w:top w:type="dxa" w:w="60"/>
+              <w:left w:type="dxa" w:w="90"/>
+              <w:bottom w:type="dxa" w:w="60"/>
+              <w:right w:type="dxa" w:w="90"/>
+            </w:tcMar>
+          </w:tcPr>
+          <w:p>
+            <w:pPr>
+              <w:spacing w:after="40"/>
+            </w:pPr>
+            <w:r>
+              <w:rPr>
+                <w:rFonts w:ascii="Calibri" w:cs="Calibri" w:eastAsia="Calibri" w:hAnsi="Calibri"/>
+                <w:b w:val="false"/>
+                <w:bCs w:val="false"/>
+                <w:sz w:val="19"/>
+                <w:szCs w:val="19"/>
+              </w:rPr>
+              <w:t xml:space="preserve">OpenAI DPA — [da accettare]; via API i dati non sono usati per l'addestramento (condizioni standard)</w:t>
+            </w:r>
+          </w:p>
+        </w:tc>
+      </w:tr>
+      <w:tr>
+        <w:tc>
+          <w:tcPr>
+            <w:tcW w:type="dxa" w:w="1349"/>
+            <w:tcMar>
+              <w:top w:type="dxa" w:w="60"/>
+              <w:left w:type="dxa" w:w="90"/>
+              <w:bottom w:type="dxa" w:w="60"/>
+              <w:right w:type="dxa" w:w="90"/>
+            </w:tcMar>
+          </w:tcPr>
+          <w:p>
+            <w:pPr>
+              <w:spacing w:after="40"/>
+            </w:pPr>
+            <w:r>
+              <w:rPr>
+                <w:rFonts w:ascii="Calibri" w:cs="Calibri" w:eastAsia="Calibri" w:hAnsi="Calibri"/>
+                <w:b w:val="false"/>
+                <w:bCs w:val="false"/>
+                <w:sz w:val="19"/>
+                <w:szCs w:val="19"/>
+              </w:rPr>
+              <w:t xml:space="preserve">Anthropic</w:t>
+            </w:r>
+          </w:p>
+        </w:tc>
+        <w:tc>
+          <w:tcPr>
+            <w:tcW w:type="dxa" w:w="1928"/>
+            <w:tcMar>
+              <w:top w:type="dxa" w:w="60"/>
+              <w:left w:type="dxa" w:w="90"/>
+              <w:bottom w:type="dxa" w:w="60"/>
+              <w:right w:type="dxa" w:w="90"/>
+            </w:tcMar>
+          </w:tcPr>
+          <w:p>
+            <w:pPr>
+              <w:spacing w:after="40"/>
+            </w:pPr>
+            <w:r>
+              <w:rPr>
+                <w:rFonts w:ascii="Calibri" w:cs="Calibri" w:eastAsia="Calibri" w:hAnsi="Calibri"/>
+                <w:b w:val="false"/>
+                <w:bCs w:val="false"/>
+                <w:sz w:val="19"/>
+                <w:szCs w:val="19"/>
+              </w:rPr>
+              <w:t xml:space="preserve">AI per recap e documenti (solo se scelta dall'utente)</w:t>
+            </w:r>
+          </w:p>
+        </w:tc>
+        <w:tc>
+          <w:tcPr>
+            <w:tcW w:type="dxa" w:w="1928"/>
+            <w:tcMar>
+              <w:top w:type="dxa" w:w="60"/>
+              <w:left w:type="dxa" w:w="90"/>
+              <w:bottom w:type="dxa" w:w="60"/>
+              <w:right w:type="dxa" w:w="90"/>
+            </w:tcMar>
+          </w:tcPr>
+          <w:p>
+            <w:pPr>
+              <w:spacing w:after="40"/>
+            </w:pPr>
+            <w:r>
+              <w:rPr>
+                <w:rFonts w:ascii="Calibri" w:cs="Calibri" w:eastAsia="Calibri" w:hAnsi="Calibri"/>
+                <w:b w:val="false"/>
+                <w:bCs w:val="false"/>
+                <w:sz w:val="19"/>
+                <w:szCs w:val="19"/>
+              </w:rPr>
+              <w:t xml:space="preserve">Come sopra</w:t>
+            </w:r>
+          </w:p>
+        </w:tc>
+        <w:tc>
+          <w:tcPr>
+            <w:tcW w:type="dxa" w:w="1253"/>
+            <w:tcMar>
+              <w:top w:type="dxa" w:w="60"/>
+              <w:left w:type="dxa" w:w="90"/>
+              <w:bottom w:type="dxa" w:w="60"/>
+              <w:right w:type="dxa" w:w="90"/>
+            </w:tcMar>
+          </w:tcPr>
+          <w:p>
+            <w:pPr>
+              <w:spacing w:after="40"/>
+            </w:pPr>
+            <w:r>
+              <w:rPr>
+                <w:rFonts w:ascii="Calibri" w:cs="Calibri" w:eastAsia="Calibri" w:hAnsi="Calibri"/>
+                <w:b w:val="false"/>
+                <w:bCs w:val="false"/>
+                <w:sz w:val="19"/>
+                <w:szCs w:val="19"/>
+              </w:rPr>
+              <w:t xml:space="preserve">USA</w:t>
+            </w:r>
+          </w:p>
+        </w:tc>
+        <w:tc>
+          <w:tcPr>
+            <w:tcW w:type="dxa" w:w="1446"/>
+            <w:tcMar>
+              <w:top w:type="dxa" w:w="60"/>
+              <w:left w:type="dxa" w:w="90"/>
+              <w:bottom w:type="dxa" w:w="60"/>
+              <w:right w:type="dxa" w:w="90"/>
+            </w:tcMar>
+          </w:tcPr>
+          <w:p>
+            <w:pPr>
+              <w:spacing w:after="40"/>
+            </w:pPr>
+            <w:r>
+              <w:rPr>
+                <w:rFonts w:ascii="Calibri" w:cs="Calibri" w:eastAsia="Calibri" w:hAnsi="Calibri"/>
+                <w:b w:val="false"/>
+                <w:bCs w:val="false"/>
+                <w:sz w:val="19"/>
+                <w:szCs w:val="19"/>
+              </w:rPr>
+              <w:t xml:space="preserve">Clausole contrattuali standard</w:t>
+            </w:r>
+          </w:p>
+        </w:tc>
+        <w:tc>
+          <w:tcPr>
+            <w:tcW w:type="dxa" w:w="1734"/>
+            <w:tcMar>
+              <w:top w:type="dxa" w:w="60"/>
+              <w:left w:type="dxa" w:w="90"/>
+              <w:bottom w:type="dxa" w:w="60"/>
+              <w:right w:type="dxa" w:w="90"/>
+            </w:tcMar>
+          </w:tcPr>
+          <w:p>
+            <w:pPr>
+              <w:spacing w:after="40"/>
+            </w:pPr>
+            <w:r>
+              <w:rPr>
+                <w:rFonts w:ascii="Calibri" w:cs="Calibri" w:eastAsia="Calibri" w:hAnsi="Calibri"/>
+                <w:b w:val="false"/>
+                <w:bCs w:val="false"/>
+                <w:sz w:val="19"/>
+                <w:szCs w:val="19"/>
+              </w:rPr>
+              <w:t xml:space="preserve">Anthropic DPA (incluso nelle condizioni commerciali) — [da archiviare]</w:t>
+            </w:r>
+          </w:p>
+        </w:tc>
+      </w:tr>
+      <w:tr>
+        <w:tc>
+          <w:tcPr>
+            <w:tcW w:type="dxa" w:w="1349"/>
+            <w:tcMar>
+              <w:top w:type="dxa" w:w="60"/>
+              <w:left w:type="dxa" w:w="90"/>
+              <w:bottom w:type="dxa" w:w="60"/>
+              <w:right w:type="dxa" w:w="90"/>
+            </w:tcMar>
+          </w:tcPr>
+          <w:p>
+            <w:pPr>
+              <w:spacing w:after="40"/>
+            </w:pPr>
+            <w:r>
+              <w:rPr>
+                <w:rFonts w:ascii="Calibri" w:cs="Calibri" w:eastAsia="Calibri" w:hAnsi="Calibri"/>
+                <w:b w:val="false"/>
+                <w:bCs w:val="false"/>
+                <w:sz w:val="19"/>
+                <w:szCs w:val="19"/>
+              </w:rPr>
+              <w:t xml:space="preserve">Mistral AI</w:t>
+            </w:r>
+          </w:p>
+        </w:tc>
+        <w:tc>
+          <w:tcPr>
+            <w:tcW w:type="dxa" w:w="1928"/>
+            <w:tcMar>
+              <w:top w:type="dxa" w:w="60"/>
+              <w:left w:type="dxa" w:w="90"/>
+              <w:bottom w:type="dxa" w:w="60"/>
+              <w:right w:type="dxa" w:w="90"/>
+            </w:tcMar>
+          </w:tcPr>
+          <w:p>
+            <w:pPr>
+              <w:spacing w:after="40"/>
+            </w:pPr>
+            <w:r>
+              <w:rPr>
+                <w:rFonts w:ascii="Calibri" w:cs="Calibri" w:eastAsia="Calibri" w:hAnsi="Calibri"/>
+                <w:b w:val="false"/>
+                <w:bCs w:val="false"/>
+                <w:sz w:val="19"/>
+                <w:szCs w:val="19"/>
+              </w:rPr>
+              <w:t xml:space="preserve">AI per recap e documenti (solo se scelta dall'utente)</w:t>
+            </w:r>
+          </w:p>
+        </w:tc>
+        <w:tc>
+          <w:tcPr>
+            <w:tcW w:type="dxa" w:w="1928"/>
+            <w:tcMar>
+              <w:top w:type="dxa" w:w="60"/>
+              <w:left w:type="dxa" w:w="90"/>
+              <w:bottom w:type="dxa" w:w="60"/>
+              <w:right w:type="dxa" w:w="90"/>
+            </w:tcMar>
+          </w:tcPr>
+          <w:p>
+            <w:pPr>
+              <w:spacing w:after="40"/>
+            </w:pPr>
+            <w:r>
+              <w:rPr>
+                <w:rFonts w:ascii="Calibri" w:cs="Calibri" w:eastAsia="Calibri" w:hAnsi="Calibri"/>
+                <w:b w:val="false"/>
+                <w:bCs w:val="false"/>
+                <w:sz w:val="19"/>
+                <w:szCs w:val="19"/>
+              </w:rPr>
+              <w:t xml:space="preserve">Come sopra</w:t>
+            </w:r>
+          </w:p>
+        </w:tc>
+        <w:tc>
+          <w:tcPr>
+            <w:tcW w:type="dxa" w:w="1253"/>
+            <w:tcMar>
+              <w:top w:type="dxa" w:w="60"/>
+              <w:left w:type="dxa" w:w="90"/>
+              <w:bottom w:type="dxa" w:w="60"/>
+              <w:right w:type="dxa" w:w="90"/>
+            </w:tcMar>
+          </w:tcPr>
+          <w:p>
+            <w:pPr>
+              <w:spacing w:after="40"/>
+            </w:pPr>
+            <w:r>
+              <w:rPr>
+                <w:rFonts w:ascii="Calibri" w:cs="Calibri" w:eastAsia="Calibri" w:hAnsi="Calibri"/>
+                <w:b w:val="false"/>
+                <w:bCs w:val="false"/>
+                <w:sz w:val="19"/>
+                <w:szCs w:val="19"/>
+              </w:rPr>
+              <w:t xml:space="preserve">Francia (UE)</w:t>
+            </w:r>
+          </w:p>
+        </w:tc>
+        <w:tc>
+          <w:tcPr>
+            <w:tcW w:type="dxa" w:w="1446"/>
+            <w:tcMar>
+              <w:top w:type="dxa" w:w="60"/>
+              <w:left w:type="dxa" w:w="90"/>
+              <w:bottom w:type="dxa" w:w="60"/>
+              <w:right w:type="dxa" w:w="90"/>
+            </w:tcMar>
+          </w:tcPr>
+          <w:p>
+            <w:pPr>
+              <w:spacing w:after="40"/>
+            </w:pPr>
+            <w:r>
+              <w:rPr>
+                <w:rFonts w:ascii="Calibri" w:cs="Calibri" w:eastAsia="Calibri" w:hAnsi="Calibri"/>
+                <w:b w:val="false"/>
+                <w:bCs w:val="false"/>
+                <w:sz w:val="19"/>
+                <w:szCs w:val="19"/>
+              </w:rPr>
+              <w:t xml:space="preserve">Nessun trasferimento</w:t>
+            </w:r>
+          </w:p>
+        </w:tc>
+        <w:tc>
+          <w:tcPr>
+            <w:tcW w:type="dxa" w:w="1734"/>
+            <w:tcMar>
+              <w:top w:type="dxa" w:w="60"/>
+              <w:left w:type="dxa" w:w="90"/>
+              <w:bottom w:type="dxa" w:w="60"/>
+              <w:right w:type="dxa" w:w="90"/>
+            </w:tcMar>
+          </w:tcPr>
+          <w:p>
+            <w:pPr>
+              <w:spacing w:after="40"/>
+            </w:pPr>
+            <w:r>
+              <w:rPr>
+                <w:rFonts w:ascii="Calibri" w:cs="Calibri" w:eastAsia="Calibri" w:hAnsi="Calibri"/>
+                <w:b w:val="false"/>
+                <w:bCs w:val="false"/>
+                <w:sz w:val="19"/>
+                <w:szCs w:val="19"/>
+              </w:rPr>
+              <w:t xml:space="preserve">Mistral DPA — [da accettare]</w:t>
+            </w:r>
+          </w:p>
+        </w:tc>
+      </w:tr>
+    </w:tbl>
+    <w:p>
+      <w:pPr>
+        <w:pStyle w:val="Heading1"/>
+        <w:spacing w:after="160" w:before="360"/>
+      </w:pPr>
+      <w:r>
+        <w:rPr>
+          <w:rFonts w:ascii="Calibri" w:cs="Calibri" w:eastAsia="Calibri" w:hAnsi="Calibri"/>
+          <w:b/>
+          <w:bCs/>
+          <w:color w:val="312E81"/>
+          <w:sz w:val="30"/>
+          <w:szCs w:val="30"/>
+        </w:rPr>
+        <w:t xml:space="preserve">2. Note e azioni</w:t>
+      </w:r>
+    </w:p>
+    <w:p>
+      <w:pPr>
+        <w:pStyle w:val="ListParagraph"/>
+        <w:numPr>
+          <w:ilvl w:val="0"/>
+          <w:numId w:val="2"/>
+        </w:numPr>
+        <w:spacing w:after="80" w:line="264"/>
+      </w:pPr>
+      <w:r>
+        <w:rPr>
+          <w:rFonts w:ascii="Calibri" w:cs="Calibri" w:eastAsia="Calibri" w:hAnsi="Calibri"/>
+          <w:b/>
+          <w:bCs/>
+          <w:sz w:val="21"/>
+          <w:szCs w:val="21"/>
+        </w:rPr>
+        <w:t xml:space="preserve">Gmail per le email di servizio:</w:t>
+      </w:r>
+      <w:r>
+        <w:rPr>
+          <w:rFonts w:ascii="Calibri" w:cs="Calibri" w:eastAsia="Calibri" w:hAnsi="Calibri"/>
+          <w:sz w:val="21"/>
+          <w:szCs w:val="21"/>
+        </w:rPr>
+        <w:t xml:space="preserve"> oggi le email (conferma iscrizione, reset password, magic link) partono da un account Gmail personale (team.italia.projexa@gmail.com). Per un account Gmail gratuito Google non offre un accordo di trattamento (DPA): per essere in regola serve passare a Google Workspace oppure a un servizio di invio email con DPA e server in UE.</w:t>
+      </w:r>
+    </w:p>
+    <w:p>
+      <w:pPr>
+        <w:pStyle w:val="ListParagraph"/>
+        <w:numPr>
+          <w:ilvl w:val="0"/>
+          <w:numId w:val="2"/>
+        </w:numPr>
+        <w:spacing w:after="80" w:line="264"/>
+      </w:pPr>
+      <w:r>
+        <w:rPr>
+          <w:rFonts w:ascii="Calibri" w:cs="Calibri" w:eastAsia="Calibri" w:hAnsi="Calibri"/>
+          <w:b/>
+          <w:bCs/>
+          <w:sz w:val="21"/>
+          <w:szCs w:val="21"/>
+        </w:rPr>
+        <w:t xml:space="preserve">Gemini gratuito:</w:t>
+      </w:r>
+      <w:r>
+        <w:rPr>
+          <w:rFonts w:ascii="Calibri" w:cs="Calibri" w:eastAsia="Calibri" w:hAnsi="Calibri"/>
+          <w:sz w:val="21"/>
+          <w:szCs w:val="21"/>
+        </w:rPr>
+        <w:t xml:space="preserve"> con le chiavi API del piano gratuito Google può usare i contenuti per migliorare i propri prodotti. Con dati personali (trascrizioni, chatbot, Assistente PM) vanno usate solo chiavi di un progetto con fatturazione attiva (piano a pagamento).</w:t>
+      </w:r>
+    </w:p>
+    <w:p>
+      <w:pPr>
+        <w:pStyle w:val="ListParagraph"/>
+        <w:numPr>
+          <w:ilvl w:val="0"/>
+          <w:numId w:val="2"/>
+        </w:numPr>
+        <w:spacing w:after="80" w:line="264"/>
+      </w:pPr>
+      <w:r>
+        <w:rPr>
+          <w:rFonts w:ascii="Calibri" w:cs="Calibri" w:eastAsia="Calibri" w:hAnsi="Calibri"/>
+          <w:b/>
+          <w:bCs/>
+          <w:sz w:val="21"/>
+          <w:szCs w:val="21"/>
+        </w:rPr>
+        <w:t xml:space="preserve">Chiavi AI dell'utente:</w:t>
+      </w:r>
+      <w:r>
+        <w:rPr>
+          <w:rFonts w:ascii="Calibri" w:cs="Calibri" w:eastAsia="Calibri" w:hAnsi="Calibri"/>
+          <w:sz w:val="21"/>
+          <w:szCs w:val="21"/>
+        </w:rPr>
+        <w:t xml:space="preserve"> quando l'azienda cliente usa la propria chiave del fornitore di AI, il rapporto contrattuale con quel fornitore è dell'azienda cliente; Projexa si limita a inoltrare la richiesta.</w:t>
+      </w:r>
+    </w:p>
+    <w:p>
+      <w:pPr>
+        <w:pStyle w:val="ListParagraph"/>
+        <w:numPr>
+          <w:ilvl w:val="0"/>
+          <w:numId w:val="2"/>
+        </w:numPr>
+        <w:spacing w:after="80" w:line="264"/>
+      </w:pPr>
+      <w:r>
+        <w:rPr>
+          <w:rFonts w:ascii="Calibri" w:cs="Calibri" w:eastAsia="Calibri" w:hAnsi="Calibri"/>
+          <w:b/>
+          <w:bCs/>
+          <w:sz w:val="21"/>
+          <w:szCs w:val="21"/>
+        </w:rPr>
+        <w:t xml:space="preserve">Trascrizione e anonimizzazione:</w:t>
+      </w:r>
+      <w:r>
+        <w:rPr>
+          <w:rFonts w:ascii="Calibri" w:cs="Calibri" w:eastAsia="Calibri" w:hAnsi="Calibri"/>
+          <w:sz w:val="21"/>
+          <w:szCs w:val="21"/>
+        </w:rPr>
+        <w:t xml:space="preserve"> la trascrizione (Whisper, Parakeet) e il servizio di anonimizzazione (Presidio) girano sul server Oracle in Italia: nessun fornitore esterno riceve l'audio.</w:t>
+      </w:r>
+    </w:p>
+    <w:p>
+      <w:pPr>
+        <w:pStyle w:val="ListParagraph"/>
+        <w:numPr>
+          <w:ilvl w:val="0"/>
+          <w:numId w:val="2"/>
+        </w:numPr>
+        <w:spacing w:after="80" w:line="264"/>
+      </w:pPr>
+      <w:r>
+        <w:rPr>
+          <w:rFonts w:ascii="Calibri" w:cs="Calibri" w:eastAsia="Calibri" w:hAnsi="Calibri"/>
+          <w:b/>
+          <w:bCs/>
+          <w:sz w:val="21"/>
+          <w:szCs w:val="21"/>
+        </w:rPr>
+        <w:t xml:space="preserve">Anonymization Layer </w:t>
+      </w:r>
+      <w:r>
+        <w:rPr>
+          <w:rFonts w:ascii="Calibri" w:cs="Calibri" w:eastAsia="Calibri" w:hAnsi="Calibri"/>
+          <w:sz w:val="21"/>
+          <w:szCs w:val="21"/>
+        </w:rPr>
+        <w:t xml:space="preserve">(dal 22 ottobre 2026): prima di ogni invio a un'AI esterna (OpenAI, Anthropic, Google, Mistral) Projexa sostituisce i dati personali (nomi di persone e aziende, email, telefoni, IBAN, codici fiscali, partite IVA, documenti) con segnaposto anonimi, riconosciuti con i nomi già presenti in Projexa, con regole e con Microsoft Presidio + spaCy (modello italiano, sul server in Italia); i valori veri vengono rimessi solo sul server di Projexa quando arriva la risposta. Le corrispondenze restano in memoria o, per le richieste Batch, cifrate per al massimo 7 giorni. Non sono anonimizzabili immagini, PDF scansionati e audio. Riduce il rischio dei trasferimenti verso i fornitori USA, ma non sostituisce DPA e garanzie (DPF/SCC), che restano necessari.</w:t>
+      </w:r>
+    </w:p>
+    <w:p>
+      <w:pPr>
+        <w:pStyle w:val="Heading1"/>
+        <w:spacing w:after="160" w:before="360"/>
+      </w:pPr>
+      <w:r>
+        <w:rPr>
+          <w:rFonts w:ascii="Calibri" w:cs="Calibri" w:eastAsia="Calibri" w:hAnsi="Calibri"/>
+          <w:b/>
+          <w:bCs/>
+          <w:color w:val="312E81"/>
+          <w:sz w:val="30"/>
+          <w:szCs w:val="30"/>
+        </w:rPr>
+        <w:t xml:space="preserve">3. Cosa fare per ogni fornitore</w:t>
+      </w:r>
+    </w:p>
+    <w:p>
+      <w:pPr>
+        <w:pStyle w:val="ListParagraph"/>
+        <w:numPr>
+          <w:ilvl w:val="0"/>
+          <w:numId w:val="2"/>
+        </w:numPr>
+        <w:spacing w:after="80" w:line="264"/>
+      </w:pPr>
+      <w:r>
+        <w:rPr>
+          <w:rFonts w:ascii="Calibri" w:cs="Calibri" w:eastAsia="Calibri" w:hAnsi="Calibri"/>
+          <w:sz w:val="21"/>
+          <w:szCs w:val="21"/>
+        </w:rPr>
+        <w:t xml:space="preserve">☐ Scaricare e archiviare l'accordo di trattamento (in genere si accetta online nella console del fornitore) con data e versione.</w:t>
+      </w:r>
+    </w:p>
+    <w:p>
+      <w:pPr>
+        <w:pStyle w:val="ListParagraph"/>
+        <w:numPr>
+          <w:ilvl w:val="0"/>
+          <w:numId w:val="2"/>
+        </w:numPr>
+        <w:spacing w:after="80" w:line="264"/>
+      </w:pPr>
+      <w:r>
+        <w:rPr>
+          <w:rFonts w:ascii="Calibri" w:cs="Calibri" w:eastAsia="Calibri" w:hAnsi="Calibri"/>
+          <w:sz w:val="21"/>
+          <w:szCs w:val="21"/>
+        </w:rPr>
+        <w:t xml:space="preserve">☐ Verificare la regione dei dati nella console (Oracle: Milano; Neon: eu-central-1; database di audit: [regione]).</w:t>
+      </w:r>
+    </w:p>
+    <w:p>
+      <w:pPr>
+        <w:pStyle w:val="ListParagraph"/>
+        <w:numPr>
+          <w:ilvl w:val="0"/>
+          <w:numId w:val="2"/>
+        </w:numPr>
+        <w:spacing w:after="80" w:line="264"/>
+      </w:pPr>
+      <w:r>
+        <w:rPr>
+          <w:rFonts w:ascii="Calibri" w:cs="Calibri" w:eastAsia="Calibri" w:hAnsi="Calibri"/>
+          <w:sz w:val="21"/>
+          <w:szCs w:val="21"/>
+        </w:rPr>
+        <w:t xml:space="preserve">☐ Per i fornitori USA: verificare l'adesione al Data Privacy Framework (dataprivacyframework.gov) o la presenza delle Clausole contrattuali standard.</w:t>
+      </w:r>
+    </w:p>
+    <w:p>
+      <w:pPr>
+        <w:pStyle w:val="ListParagraph"/>
+        <w:numPr>
+          <w:ilvl w:val="0"/>
+          <w:numId w:val="2"/>
+        </w:numPr>
+        <w:spacing w:after="80" w:line="264"/>
+      </w:pPr>
+      <w:r>
+        <w:rPr>
+          <w:rFonts w:ascii="Calibri" w:cs="Calibri" w:eastAsia="Calibri" w:hAnsi="Calibri"/>
+          <w:sz w:val="21"/>
+          <w:szCs w:val="21"/>
+        </w:rPr>
+        <w:t xml:space="preserve">☐ Comunicare alle aziende clienti l'elenco dei sub-responsabili e ogni nuovo fornitore prima di usarlo (art. 28.2).</w:t>
+      </w:r>
+    </w:p>
+    <w:p>
+      <w:pPr>
+        <w:pStyle w:val="ListParagraph"/>
+        <w:numPr>
+          <w:ilvl w:val="0"/>
+          <w:numId w:val="2"/>
+        </w:numPr>
+        <w:spacing w:after="80" w:line="264"/>
+      </w:pPr>
+      <w:r>
+        <w:rPr>
+          <w:rFonts w:ascii="Calibri" w:cs="Calibri" w:eastAsia="Calibri" w:hAnsi="Calibri"/>
+          <w:sz w:val="21"/>
+          <w:szCs w:val="21"/>
+        </w:rPr>
+        <w:t xml:space="preserve">☐ Rivedere l'elenco a ogni nuovo servizio e almeno una volta l'anno.</w:t>
+      </w:r>
+    </w:p>
+    <w:sectPr>
+      <w:footerReference w:type="default" r:id="rId7"/>
+      <w:pgSz w:w="11906" w:h="16838" w:orient="portrait"/>
+      <w:pgMar w:top="1134" w:right="1134" w:bottom="1134" w:left="1134" w:header="708" w:footer="708" w:gutter="0"/>
+      <w:pgNumType/>
+      <w:docGrid w:linePitch="360"/>
+    </w:sectPr>
+  </w:body>
+</w:document>
 </file>
 
 <file path=word/comments.xml><?xml version="1.0" encoding="utf-8"?>

--- a/Documentazione/Legal/Sub-responsabili_e_Trasferimenti.docx
+++ b/Documentazione/Legal/Sub-responsabili_e_Trasferimenti.docx
@@ -1015,7 +1015,7 @@
                 <w:sz w:val="19"/>
                 <w:szCs w:val="19"/>
               </w:rPr>
-              <w:t xml:space="preserve">Email e nome dell'utente, eventi, email di servizio; per Gemini il testo inviato (pseudonimizzato)</w:t>
+              <w:t xml:space="preserve">Email e nome dell'utente, eventi, email di servizio; per Gemini il testo inviato (pseudonimizzato) e, per l'Assistente PM, l'audio della riunione</w:t>
             </w:r>
           </w:p>
         </w:tc>
@@ -1463,7 +1463,7 @@
                 <w:sz w:val="19"/>
                 <w:szCs w:val="19"/>
               </w:rPr>
-              <w:t xml:space="preserve">AI per recap e documenti (solo se scelta dall'utente)</w:t>
+              <w:t xml:space="preserve">AI per recap e documenti e Assistente PM (solo se scelta dall'utente)</w:t>
             </w:r>
           </w:p>
         </w:tc>
@@ -1489,7 +1489,7 @@
                 <w:sz w:val="19"/>
                 <w:szCs w:val="19"/>
               </w:rPr>
-              <w:t xml:space="preserve">Testo della trascrizione o dati di progetto necessari, pseudonimizzati (nomi, recapiti e codici sostituiti da segnaposto)</w:t>
+              <w:t xml:space="preserve">Testo della trascrizione o dati di progetto necessari, pseudonimizzati (nomi, recapiti e codici sostituiti da segnaposto); per l'Assistente PM l'audio della riunione in tempo reale (non anonimizzabile)</w:t>
             </w:r>
           </w:p>
         </w:tc>
